--- a/zht/docx/090.content.docx
+++ b/zht/docx/090.content.docx
@@ -150,26 +150,6 @@
           <w:lang w:val="zh_TW" w:bidi="zh_TW"/>
         </w:rPr>
         <w:t>xi</w:t>
-      </w:r>
-      <w:r>
-        <w:rPr>
-          <w:lang w:val="zh_TW" w:bidi="zh_TW"/>
-        </w:rPr>
-      </w:r>
-    </w:p>
-    <w:p>
-      <w:pPr/>
-      <w:r>
-        <w:rPr>
-          <w:lang w:val="zh_TW" w:bidi="zh_TW"/>
-        </w:rPr>
-      </w:r>
-      <w:r>
-        <w:rPr>
-          <w:i/>
-          <w:lang w:val="zh_TW" w:bidi="zh_TW"/>
-        </w:rPr>
-        <w:t>西奈山盟約的目的, 錫安, 洗禮, 戲劇與啟示錄</w:t>
       </w:r>
       <w:r>
         <w:rPr>

--- a/zht/docx/090.content.docx
+++ b/zht/docx/090.content.docx
@@ -19,7 +19,7 @@
         <w:rPr>
           <w:lang w:val="zh_TW" w:bidi="zh_TW"/>
         </w:rPr>
-        <w:t>Resource: Study Notes - Themes (Tyndale)</w:t>
+        <w:t>Resource: Tyndale Open Study Notes</w:t>
       </w:r>
       <w:r>
         <w:rPr>
@@ -112,7 +112,7 @@
         <w:rPr>
           <w:lang w:val="zh_TW" w:bidi="zh_TW"/>
         </w:rPr>
-        <w:t>Study Notes - Themes (Tyndale)</w:t>
+        <w:t>Tyndale Open Study Notes</w:t>
       </w:r>
     </w:p>
     <w:p>

--- a/zht/docx/090.content.docx
+++ b/zht/docx/090.content.docx
@@ -19,7 +19,7 @@
         <w:rPr>
           <w:lang w:val="zh_TW" w:bidi="zh_TW"/>
         </w:rPr>
-        <w:t>Resource: Tyndale Open Study Notes</w:t>
+        <w:t>Resource: Aquifer Open Study Notes (Themes)</w:t>
       </w:r>
       <w:r>
         <w:rPr>
@@ -112,7 +112,7 @@
         <w:rPr>
           <w:lang w:val="zh_TW" w:bidi="zh_TW"/>
         </w:rPr>
-        <w:t>Tyndale Open Study Notes</w:t>
+        <w:t>Aquifer Open Study Notes (Themes)</w:t>
       </w:r>
     </w:p>
     <w:p>

--- a/zht/docx/090.content.docx
+++ b/zht/docx/090.content.docx
@@ -288,54 +288,36 @@
         </w:rPr>
         <w:t>神希望以色列人單單服從祂。然而，自從第一個人犯罪以來，人類的靈就存在一個根本問題（</w:t>
       </w:r>
-      <w:hyperlink r:id="rId13">
-        <w:r>
-          <w:rPr>
-            <w:lang w:val="zh_TW" w:bidi="zh_TW"/>
-          </w:rPr>
-          <w:rPr>
-            <w:color w:val="0000EE"/>
-            <w:u w:val="single"/>
-          </w:rPr>
-          <w:t>創3章</w:t>
-        </w:r>
-      </w:hyperlink>
+      <w:r>
+        <w:rPr>
+          <w:lang w:val="zh_TW" w:bidi="zh_TW"/>
+        </w:rPr>
+        <w:t>創3章</w:t>
+      </w:r>
       <w:r>
         <w:rPr>
           <w:lang w:val="zh_TW" w:bidi="zh_TW"/>
         </w:rPr>
         <w:t>）。對以色列人來說，單純順服是不可能的，因為他們沒有服從的意志。盟約是好的，但它無法使以色列人遵守它（</w:t>
       </w:r>
-      <w:hyperlink r:id="rId14">
-        <w:r>
-          <w:rPr>
-            <w:lang w:val="zh_TW" w:bidi="zh_TW"/>
-          </w:rPr>
-          <w:rPr>
-            <w:color w:val="0000EE"/>
-            <w:u w:val="single"/>
-          </w:rPr>
-          <w:t>羅7:12</w:t>
-        </w:r>
-      </w:hyperlink>
-      <w:r>
-        <w:rPr>
-          <w:lang w:val="zh_TW" w:bidi="zh_TW"/>
-        </w:rPr>
-        <w:t>，</w:t>
-      </w:r>
-      <w:hyperlink r:id="rId15">
-        <w:r>
-          <w:rPr>
-            <w:lang w:val="zh_TW" w:bidi="zh_TW"/>
-          </w:rPr>
-          <w:rPr>
-            <w:color w:val="0000EE"/>
-            <w:u w:val="single"/>
-          </w:rPr>
-          <w:t>8:3</w:t>
-        </w:r>
-      </w:hyperlink>
+      <w:r>
+        <w:rPr>
+          <w:lang w:val="zh_TW" w:bidi="zh_TW"/>
+        </w:rPr>
+        <w:t>羅7:12</w:t>
+      </w:r>
+      <w:r>
+        <w:rPr>
+          <w:lang w:val="zh_TW" w:bidi="zh_TW"/>
+        </w:rPr>
+        <w:t>，</w:t>
+      </w:r>
+      <w:r>
+        <w:rPr>
+          <w:lang w:val="zh_TW" w:bidi="zh_TW"/>
+        </w:rPr>
+        <w:t>8:3</w:t>
+      </w:r>
       <w:r>
         <w:rPr>
           <w:lang w:val="zh_TW" w:bidi="zh_TW"/>
@@ -365,156 +347,102 @@
           <w:lang w:val="zh_TW" w:bidi="zh_TW"/>
         </w:rPr>
       </w:r>
-      <w:hyperlink r:id="rId16">
-        <w:r>
-          <w:rPr>
-            <w:lang w:val="zh_TW" w:bidi="zh_TW"/>
-          </w:rPr>
-          <w:rPr>
-            <w:color w:val="0000EE"/>
-            <w:u w:val="single"/>
-          </w:rPr>
-          <w:t>出9:1</w:t>
-        </w:r>
-      </w:hyperlink>
-      <w:r>
-        <w:rPr>
-          <w:lang w:val="zh_TW" w:bidi="zh_TW"/>
-        </w:rPr>
-        <w:t>，</w:t>
-      </w:r>
-      <w:hyperlink r:id="rId17">
-        <w:r>
-          <w:rPr>
-            <w:lang w:val="zh_TW" w:bidi="zh_TW"/>
-          </w:rPr>
-          <w:rPr>
-            <w:color w:val="0000EE"/>
-            <w:u w:val="single"/>
-          </w:rPr>
-          <w:t>19:3–6；</w:t>
-        </w:r>
-      </w:hyperlink>
-      <w:hyperlink r:id="rId18">
-        <w:r>
-          <w:rPr>
-            <w:lang w:val="zh_TW" w:bidi="zh_TW"/>
-          </w:rPr>
-          <w:rPr>
-            <w:color w:val="0000EE"/>
-            <w:u w:val="single"/>
-          </w:rPr>
-          <w:t>利11:44–45</w:t>
-        </w:r>
-      </w:hyperlink>
+      <w:r>
+        <w:rPr>
+          <w:lang w:val="zh_TW" w:bidi="zh_TW"/>
+        </w:rPr>
+        <w:t>出9:1</w:t>
+      </w:r>
+      <w:r>
+        <w:rPr>
+          <w:lang w:val="zh_TW" w:bidi="zh_TW"/>
+        </w:rPr>
+        <w:t>，</w:t>
+      </w:r>
+      <w:r>
+        <w:rPr>
+          <w:lang w:val="zh_TW" w:bidi="zh_TW"/>
+        </w:rPr>
+        <w:t>19:3–6；</w:t>
+      </w:r>
+      <w:r>
+        <w:rPr>
+          <w:lang w:val="zh_TW" w:bidi="zh_TW"/>
+        </w:rPr>
+        <w:t>利11:44–45</w:t>
+      </w:r>
       <w:r>
         <w:rPr>
           <w:lang w:val="zh_TW" w:bidi="zh_TW"/>
         </w:rPr>
         <w:t>；</w:t>
       </w:r>
-      <w:hyperlink r:id="rId19">
-        <w:r>
-          <w:rPr>
-            <w:lang w:val="zh_TW" w:bidi="zh_TW"/>
-          </w:rPr>
-          <w:rPr>
-            <w:color w:val="0000EE"/>
-            <w:u w:val="single"/>
-          </w:rPr>
-          <w:t>耶31:33–34</w:t>
-        </w:r>
-      </w:hyperlink>
-      <w:r>
-        <w:rPr>
-          <w:lang w:val="zh_TW" w:bidi="zh_TW"/>
-        </w:rPr>
-        <w:t>，</w:t>
-      </w:r>
-      <w:hyperlink r:id="rId20">
-        <w:r>
-          <w:rPr>
-            <w:lang w:val="zh_TW" w:bidi="zh_TW"/>
-          </w:rPr>
-          <w:rPr>
-            <w:color w:val="0000EE"/>
-            <w:u w:val="single"/>
-          </w:rPr>
-          <w:t>32:40</w:t>
-        </w:r>
-      </w:hyperlink>
+      <w:r>
+        <w:rPr>
+          <w:lang w:val="zh_TW" w:bidi="zh_TW"/>
+        </w:rPr>
+        <w:t>耶31:33–34</w:t>
+      </w:r>
+      <w:r>
+        <w:rPr>
+          <w:lang w:val="zh_TW" w:bidi="zh_TW"/>
+        </w:rPr>
+        <w:t>，</w:t>
+      </w:r>
+      <w:r>
+        <w:rPr>
+          <w:lang w:val="zh_TW" w:bidi="zh_TW"/>
+        </w:rPr>
+        <w:t>32:40</w:t>
+      </w:r>
       <w:r>
         <w:rPr>
           <w:lang w:val="zh_TW" w:bidi="zh_TW"/>
         </w:rPr>
         <w:t>；</w:t>
       </w:r>
-      <w:hyperlink r:id="rId21">
-        <w:r>
-          <w:rPr>
-            <w:lang w:val="zh_TW" w:bidi="zh_TW"/>
-          </w:rPr>
-          <w:rPr>
-            <w:color w:val="0000EE"/>
-            <w:u w:val="single"/>
-          </w:rPr>
-          <w:t>約16:5–11</w:t>
-        </w:r>
-      </w:hyperlink>
+      <w:r>
+        <w:rPr>
+          <w:lang w:val="zh_TW" w:bidi="zh_TW"/>
+        </w:rPr>
+        <w:t>約16:5–11</w:t>
+      </w:r>
       <w:r>
         <w:rPr>
           <w:lang w:val="zh_TW" w:bidi="zh_TW"/>
         </w:rPr>
         <w:t>；</w:t>
       </w:r>
-      <w:hyperlink r:id="rId22">
-        <w:r>
-          <w:rPr>
-            <w:lang w:val="zh_TW" w:bidi="zh_TW"/>
-          </w:rPr>
-          <w:rPr>
-            <w:color w:val="0000EE"/>
-            <w:u w:val="single"/>
-          </w:rPr>
-          <w:t>羅8:5–14</w:t>
-        </w:r>
-      </w:hyperlink>
-      <w:r>
-        <w:rPr>
-          <w:lang w:val="zh_TW" w:bidi="zh_TW"/>
-        </w:rPr>
-        <w:t>，</w:t>
-      </w:r>
-      <w:hyperlink r:id="rId23">
-        <w:r>
-          <w:rPr>
-            <w:lang w:val="zh_TW" w:bidi="zh_TW"/>
-          </w:rPr>
-          <w:rPr>
-            <w:color w:val="0000EE"/>
-            <w:u w:val="single"/>
-          </w:rPr>
-          <w:t>10:8–17</w:t>
-        </w:r>
-      </w:hyperlink>
+      <w:r>
+        <w:rPr>
+          <w:lang w:val="zh_TW" w:bidi="zh_TW"/>
+        </w:rPr>
+        <w:t>羅8:5–14</w:t>
+      </w:r>
+      <w:r>
+        <w:rPr>
+          <w:lang w:val="zh_TW" w:bidi="zh_TW"/>
+        </w:rPr>
+        <w:t>，</w:t>
+      </w:r>
+      <w:r>
+        <w:rPr>
+          <w:lang w:val="zh_TW" w:bidi="zh_TW"/>
+        </w:rPr>
+        <w:t>10:8–17</w:t>
+      </w:r>
       <w:r>
         <w:rPr>
           <w:lang w:val="zh_TW" w:bidi="zh_TW"/>
         </w:rPr>
         <w:t>；</w:t>
       </w:r>
-      <w:hyperlink r:id="rId24">
-        <w:r>
-          <w:rPr>
-            <w:lang w:val="zh_TW" w:bidi="zh_TW"/>
-          </w:rPr>
-          <w:rPr>
-            <w:color w:val="0000EE"/>
-            <w:u w:val="single"/>
-          </w:rPr>
-          <w:t>加5</w:t>
-        </w:r>
-      </w:hyperlink>
+      <w:r>
+        <w:rPr>
+          <w:lang w:val="zh_TW" w:bidi="zh_TW"/>
+        </w:rPr>
+        <w:t>加5</w:t>
+      </w:r>
       <w:r>
         <w:rPr>
           <w:lang w:val="zh_TW" w:bidi="zh_TW"/>
@@ -570,90 +498,60 @@
         </w:rPr>
         <w:t>在耶路撒冷一座山的希伯來名字，聖殿位於此處（</w:t>
       </w:r>
-      <w:hyperlink r:id="rId25">
-        <w:r>
-          <w:rPr>
-            <w:lang w:val="zh_TW" w:bidi="zh_TW"/>
-          </w:rPr>
-          <w:rPr>
-            <w:color w:val="0000EE"/>
-            <w:u w:val="single"/>
-          </w:rPr>
-          <w:t>撒下5:7</w:t>
-        </w:r>
-      </w:hyperlink>
+      <w:r>
+        <w:rPr>
+          <w:lang w:val="zh_TW" w:bidi="zh_TW"/>
+        </w:rPr>
+        <w:t>撒下5:7</w:t>
+      </w:r>
       <w:r>
         <w:rPr>
           <w:lang w:val="zh_TW" w:bidi="zh_TW"/>
         </w:rPr>
         <w:t>；另見</w:t>
       </w:r>
-      <w:hyperlink r:id="rId26">
-        <w:r>
-          <w:rPr>
-            <w:lang w:val="zh_TW" w:bidi="zh_TW"/>
-          </w:rPr>
-          <w:rPr>
-            <w:color w:val="0000EE"/>
-            <w:u w:val="single"/>
-          </w:rPr>
-          <w:t>代下3:1</w:t>
-        </w:r>
-      </w:hyperlink>
+      <w:r>
+        <w:rPr>
+          <w:lang w:val="zh_TW" w:bidi="zh_TW"/>
+        </w:rPr>
+        <w:t>代下3:1</w:t>
+      </w:r>
       <w:r>
         <w:rPr>
           <w:lang w:val="zh_TW" w:bidi="zh_TW"/>
         </w:rPr>
         <w:t>）。隨著時間的推移，人們開始使用錫安這個名字來代表整個耶路撒冷。錫安可以指真正的耶路撒冷城，該城在公元前586年被巴比倫人摧毀（見</w:t>
       </w:r>
-      <w:hyperlink r:id="rId27">
-        <w:r>
-          <w:rPr>
-            <w:lang w:val="zh_TW" w:bidi="zh_TW"/>
-          </w:rPr>
-          <w:rPr>
-            <w:color w:val="0000EE"/>
-            <w:u w:val="single"/>
-          </w:rPr>
-          <w:t>102:13</w:t>
-        </w:r>
-      </w:hyperlink>
+      <w:r>
+        <w:rPr>
+          <w:lang w:val="zh_TW" w:bidi="zh_TW"/>
+        </w:rPr>
+        <w:t>102:13</w:t>
+      </w:r>
       <w:r>
         <w:rPr>
           <w:lang w:val="zh_TW" w:bidi="zh_TW"/>
         </w:rPr>
         <w:t>、</w:t>
       </w:r>
-      <w:hyperlink r:id="rId28">
-        <w:r>
-          <w:rPr>
-            <w:lang w:val="zh_TW" w:bidi="zh_TW"/>
-          </w:rPr>
-          <w:rPr>
-            <w:color w:val="0000EE"/>
-            <w:u w:val="single"/>
-          </w:rPr>
-          <w:t>126:1</w:t>
-        </w:r>
-      </w:hyperlink>
+      <w:r>
+        <w:rPr>
+          <w:lang w:val="zh_TW" w:bidi="zh_TW"/>
+        </w:rPr>
+        <w:t>126:1</w:t>
+      </w:r>
       <w:r>
         <w:rPr>
           <w:lang w:val="zh_TW" w:bidi="zh_TW"/>
         </w:rPr>
         <w:t>、</w:t>
       </w:r>
-      <w:hyperlink r:id="rId29">
-        <w:r>
-          <w:rPr>
-            <w:lang w:val="zh_TW" w:bidi="zh_TW"/>
-          </w:rPr>
-          <w:rPr>
-            <w:color w:val="0000EE"/>
-            <w:u w:val="single"/>
-          </w:rPr>
-          <w:t>137:1</w:t>
-        </w:r>
-      </w:hyperlink>
+      <w:r>
+        <w:rPr>
+          <w:lang w:val="zh_TW" w:bidi="zh_TW"/>
+        </w:rPr>
+        <w:t>137:1</w:t>
+      </w:r>
       <w:r>
         <w:rPr>
           <w:lang w:val="zh_TW" w:bidi="zh_TW"/>
@@ -674,90 +572,60 @@
         </w:rPr>
         <w:t>錫安不僅僅是一實際的地理位置，它也代表無處不在的神國（</w:t>
       </w:r>
-      <w:hyperlink r:id="rId30">
-        <w:r>
-          <w:rPr>
-            <w:lang w:val="zh_TW" w:bidi="zh_TW"/>
-          </w:rPr>
-          <w:rPr>
-            <w:color w:val="0000EE"/>
-            <w:u w:val="single"/>
-          </w:rPr>
-          <w:t>詩74:2</w:t>
-        </w:r>
-      </w:hyperlink>
+      <w:r>
+        <w:rPr>
+          <w:lang w:val="zh_TW" w:bidi="zh_TW"/>
+        </w:rPr>
+        <w:t>詩74:2</w:t>
+      </w:r>
       <w:r>
         <w:rPr>
           <w:lang w:val="zh_TW" w:bidi="zh_TW"/>
         </w:rPr>
         <w:t>；</w:t>
       </w:r>
-      <w:hyperlink r:id="rId31">
-        <w:r>
-          <w:rPr>
-            <w:lang w:val="zh_TW" w:bidi="zh_TW"/>
-          </w:rPr>
-          <w:rPr>
-            <w:color w:val="0000EE"/>
-            <w:u w:val="single"/>
-          </w:rPr>
-          <w:t>76:2</w:t>
-        </w:r>
-      </w:hyperlink>
+      <w:r>
+        <w:rPr>
+          <w:lang w:val="zh_TW" w:bidi="zh_TW"/>
+        </w:rPr>
+        <w:t>76:2</w:t>
+      </w:r>
       <w:r>
         <w:rPr>
           <w:lang w:val="zh_TW" w:bidi="zh_TW"/>
         </w:rPr>
         <w:t>；</w:t>
       </w:r>
-      <w:hyperlink r:id="rId32">
-        <w:r>
-          <w:rPr>
-            <w:lang w:val="zh_TW" w:bidi="zh_TW"/>
-          </w:rPr>
-          <w:rPr>
-            <w:color w:val="0000EE"/>
-            <w:u w:val="single"/>
-          </w:rPr>
-          <w:t>84:7</w:t>
-        </w:r>
-      </w:hyperlink>
+      <w:r>
+        <w:rPr>
+          <w:lang w:val="zh_TW" w:bidi="zh_TW"/>
+        </w:rPr>
+        <w:t>84:7</w:t>
+      </w:r>
       <w:r>
         <w:rPr>
           <w:lang w:val="zh_TW" w:bidi="zh_TW"/>
         </w:rPr>
         <w:t>；</w:t>
       </w:r>
-      <w:hyperlink r:id="rId33">
-        <w:r>
-          <w:rPr>
-            <w:lang w:val="zh_TW" w:bidi="zh_TW"/>
-          </w:rPr>
-          <w:rPr>
-            <w:color w:val="0000EE"/>
-            <w:u w:val="single"/>
-          </w:rPr>
-          <w:t>135:21</w:t>
-        </w:r>
-      </w:hyperlink>
+      <w:r>
+        <w:rPr>
+          <w:lang w:val="zh_TW" w:bidi="zh_TW"/>
+        </w:rPr>
+        <w:t>135:21</w:t>
+      </w:r>
       <w:r>
         <w:rPr>
           <w:lang w:val="zh_TW" w:bidi="zh_TW"/>
         </w:rPr>
         <w:t>；見</w:t>
       </w:r>
-      <w:hyperlink r:id="rId34">
-        <w:r>
-          <w:rPr>
-            <w:lang w:val="zh_TW" w:bidi="zh_TW"/>
-          </w:rPr>
-          <w:rPr>
-            <w:color w:val="0000EE"/>
-            <w:u w:val="single"/>
-          </w:rPr>
-          <w:t>賽26</w:t>
-        </w:r>
-      </w:hyperlink>
+      <w:r>
+        <w:rPr>
+          <w:lang w:val="zh_TW" w:bidi="zh_TW"/>
+        </w:rPr>
+        <w:t>賽26</w:t>
+      </w:r>
       <w:r>
         <w:rPr>
           <w:lang w:val="zh_TW" w:bidi="zh_TW"/>
@@ -778,288 +646,192 @@
         </w:rPr>
         <w:t>以色列的先知和詩人寫道：神的城比耶路撒冷這個實質的城還要大。來自猶大、以色列和所有國家的人都可以成為這個屬靈城市之民（參見</w:t>
       </w:r>
-      <w:hyperlink r:id="rId35">
-        <w:r>
-          <w:rPr>
-            <w:lang w:val="zh_TW" w:bidi="zh_TW"/>
-          </w:rPr>
-          <w:rPr>
-            <w:color w:val="0000EE"/>
-            <w:u w:val="single"/>
-          </w:rPr>
-          <w:t>詩87:5–6</w:t>
-        </w:r>
-      </w:hyperlink>
+      <w:r>
+        <w:rPr>
+          <w:lang w:val="zh_TW" w:bidi="zh_TW"/>
+        </w:rPr>
+        <w:t>詩87:5–6</w:t>
+      </w:r>
       <w:r>
         <w:rPr>
           <w:lang w:val="zh_TW" w:bidi="zh_TW"/>
         </w:rPr>
         <w:t>；</w:t>
       </w:r>
-      <w:hyperlink r:id="rId36">
-        <w:r>
-          <w:rPr>
-            <w:lang w:val="zh_TW" w:bidi="zh_TW"/>
-          </w:rPr>
-          <w:rPr>
-            <w:color w:val="0000EE"/>
-            <w:u w:val="single"/>
-          </w:rPr>
-          <w:t>來12:22–24</w:t>
-        </w:r>
-      </w:hyperlink>
+      <w:r>
+        <w:rPr>
+          <w:lang w:val="zh_TW" w:bidi="zh_TW"/>
+        </w:rPr>
+        <w:t>來12:22–24</w:t>
+      </w:r>
       <w:r>
         <w:rPr>
           <w:lang w:val="zh_TW" w:bidi="zh_TW"/>
         </w:rPr>
         <w:t>）。錫安是位於地上神國度中心的一座高山上（</w:t>
       </w:r>
-      <w:hyperlink r:id="rId37">
-        <w:r>
-          <w:rPr>
-            <w:lang w:val="zh_TW" w:bidi="zh_TW"/>
-          </w:rPr>
-          <w:rPr>
-            <w:color w:val="0000EE"/>
-            <w:u w:val="single"/>
-          </w:rPr>
-          <w:t>詩48:2</w:t>
-        </w:r>
-      </w:hyperlink>
-      <w:r>
-        <w:rPr>
-          <w:lang w:val="zh_TW" w:bidi="zh_TW"/>
-        </w:rPr>
-        <w:t>，</w:t>
-      </w:r>
-      <w:hyperlink r:id="rId38">
-        <w:r>
-          <w:rPr>
-            <w:lang w:val="zh_TW" w:bidi="zh_TW"/>
-          </w:rPr>
-          <w:rPr>
-            <w:color w:val="0000EE"/>
-            <w:u w:val="single"/>
-          </w:rPr>
-          <w:t>99:2</w:t>
-        </w:r>
-      </w:hyperlink>
-      <w:r>
-        <w:rPr>
-          <w:lang w:val="zh_TW" w:bidi="zh_TW"/>
-        </w:rPr>
-        <w:t>，</w:t>
-      </w:r>
-      <w:hyperlink r:id="rId39">
-        <w:r>
-          <w:rPr>
-            <w:lang w:val="zh_TW" w:bidi="zh_TW"/>
-          </w:rPr>
-          <w:rPr>
-            <w:color w:val="0000EE"/>
-            <w:u w:val="single"/>
-          </w:rPr>
-          <w:t>132:13</w:t>
-        </w:r>
-      </w:hyperlink>
+      <w:r>
+        <w:rPr>
+          <w:lang w:val="zh_TW" w:bidi="zh_TW"/>
+        </w:rPr>
+        <w:t>詩48:2</w:t>
+      </w:r>
+      <w:r>
+        <w:rPr>
+          <w:lang w:val="zh_TW" w:bidi="zh_TW"/>
+        </w:rPr>
+        <w:t>，</w:t>
+      </w:r>
+      <w:r>
+        <w:rPr>
+          <w:lang w:val="zh_TW" w:bidi="zh_TW"/>
+        </w:rPr>
+        <w:t>99:2</w:t>
+      </w:r>
+      <w:r>
+        <w:rPr>
+          <w:lang w:val="zh_TW" w:bidi="zh_TW"/>
+        </w:rPr>
+        <w:t>，</w:t>
+      </w:r>
+      <w:r>
+        <w:rPr>
+          <w:lang w:val="zh_TW" w:bidi="zh_TW"/>
+        </w:rPr>
+        <w:t>132:13</w:t>
+      </w:r>
       <w:r>
         <w:rPr>
           <w:lang w:val="zh_TW" w:bidi="zh_TW"/>
         </w:rPr>
         <w:t>），神的寶座在那裡（</w:t>
       </w:r>
-      <w:hyperlink r:id="rId40">
-        <w:r>
-          <w:rPr>
-            <w:lang w:val="zh_TW" w:bidi="zh_TW"/>
-          </w:rPr>
-          <w:rPr>
-            <w:color w:val="0000EE"/>
-            <w:u w:val="single"/>
-          </w:rPr>
-          <w:t>9:11</w:t>
-        </w:r>
-      </w:hyperlink>
+      <w:r>
+        <w:rPr>
+          <w:lang w:val="zh_TW" w:bidi="zh_TW"/>
+        </w:rPr>
+        <w:t>9:11</w:t>
+      </w:r>
       <w:r>
         <w:rPr>
           <w:lang w:val="zh_TW" w:bidi="zh_TW"/>
         </w:rPr>
         <w:t>）。因此，神的子民將他們的禱告和讚美指向錫安（</w:t>
       </w:r>
-      <w:hyperlink r:id="rId41">
-        <w:r>
-          <w:rPr>
-            <w:lang w:val="zh_TW" w:bidi="zh_TW"/>
-          </w:rPr>
-          <w:rPr>
-            <w:color w:val="0000EE"/>
-            <w:u w:val="single"/>
-          </w:rPr>
-          <w:t>53:6</w:t>
-        </w:r>
-      </w:hyperlink>
-      <w:r>
-        <w:rPr>
-          <w:lang w:val="zh_TW" w:bidi="zh_TW"/>
-        </w:rPr>
-        <w:t>，</w:t>
-      </w:r>
-      <w:hyperlink r:id="rId42">
-        <w:r>
-          <w:rPr>
-            <w:lang w:val="zh_TW" w:bidi="zh_TW"/>
-          </w:rPr>
-          <w:rPr>
-            <w:color w:val="0000EE"/>
-            <w:u w:val="single"/>
-          </w:rPr>
-          <w:t>65:1</w:t>
-        </w:r>
-      </w:hyperlink>
-      <w:r>
-        <w:rPr>
-          <w:lang w:val="zh_TW" w:bidi="zh_TW"/>
-        </w:rPr>
-        <w:t>，</w:t>
-      </w:r>
-      <w:hyperlink r:id="rId43">
-        <w:r>
-          <w:rPr>
-            <w:lang w:val="zh_TW" w:bidi="zh_TW"/>
-          </w:rPr>
-          <w:rPr>
-            <w:color w:val="0000EE"/>
-            <w:u w:val="single"/>
-          </w:rPr>
-          <w:t>147:12</w:t>
-        </w:r>
-      </w:hyperlink>
-      <w:r>
-        <w:rPr>
-          <w:lang w:val="zh_TW" w:bidi="zh_TW"/>
-        </w:rPr>
-        <w:t>，</w:t>
-      </w:r>
-      <w:hyperlink r:id="rId44">
-        <w:r>
-          <w:rPr>
-            <w:lang w:val="zh_TW" w:bidi="zh_TW"/>
-          </w:rPr>
-          <w:rPr>
-            <w:color w:val="0000EE"/>
-            <w:u w:val="single"/>
-          </w:rPr>
-          <w:t>149:2</w:t>
-        </w:r>
-      </w:hyperlink>
+      <w:r>
+        <w:rPr>
+          <w:lang w:val="zh_TW" w:bidi="zh_TW"/>
+        </w:rPr>
+        <w:t>53:6</w:t>
+      </w:r>
+      <w:r>
+        <w:rPr>
+          <w:lang w:val="zh_TW" w:bidi="zh_TW"/>
+        </w:rPr>
+        <w:t>，</w:t>
+      </w:r>
+      <w:r>
+        <w:rPr>
+          <w:lang w:val="zh_TW" w:bidi="zh_TW"/>
+        </w:rPr>
+        <w:t>65:1</w:t>
+      </w:r>
+      <w:r>
+        <w:rPr>
+          <w:lang w:val="zh_TW" w:bidi="zh_TW"/>
+        </w:rPr>
+        <w:t>，</w:t>
+      </w:r>
+      <w:r>
+        <w:rPr>
+          <w:lang w:val="zh_TW" w:bidi="zh_TW"/>
+        </w:rPr>
+        <w:t>147:12</w:t>
+      </w:r>
+      <w:r>
+        <w:rPr>
+          <w:lang w:val="zh_TW" w:bidi="zh_TW"/>
+        </w:rPr>
+        <w:t>，</w:t>
+      </w:r>
+      <w:r>
+        <w:rPr>
+          <w:lang w:val="zh_TW" w:bidi="zh_TW"/>
+        </w:rPr>
+        <w:t>149:2</w:t>
+      </w:r>
       <w:r>
         <w:rPr>
           <w:lang w:val="zh_TW" w:bidi="zh_TW"/>
         </w:rPr>
         <w:t>）。他們也仰望錫安來尋求神的救恩（</w:t>
       </w:r>
-      <w:hyperlink r:id="rId45">
-        <w:r>
-          <w:rPr>
-            <w:lang w:val="zh_TW" w:bidi="zh_TW"/>
-          </w:rPr>
-          <w:rPr>
-            <w:color w:val="0000EE"/>
-            <w:u w:val="single"/>
-          </w:rPr>
-          <w:t>14:7</w:t>
-        </w:r>
-      </w:hyperlink>
-      <w:r>
-        <w:rPr>
-          <w:lang w:val="zh_TW" w:bidi="zh_TW"/>
-        </w:rPr>
-        <w:t>，</w:t>
-      </w:r>
-      <w:hyperlink r:id="rId46">
-        <w:r>
-          <w:rPr>
-            <w:lang w:val="zh_TW" w:bidi="zh_TW"/>
-          </w:rPr>
-          <w:rPr>
-            <w:color w:val="0000EE"/>
-            <w:u w:val="single"/>
-          </w:rPr>
-          <w:t>20:2</w:t>
-        </w:r>
-      </w:hyperlink>
-      <w:r>
-        <w:rPr>
-          <w:lang w:val="zh_TW" w:bidi="zh_TW"/>
-        </w:rPr>
-        <w:t>，</w:t>
-      </w:r>
-      <w:hyperlink r:id="rId47">
-        <w:r>
-          <w:rPr>
-            <w:lang w:val="zh_TW" w:bidi="zh_TW"/>
-          </w:rPr>
-          <w:rPr>
-            <w:color w:val="0000EE"/>
-            <w:u w:val="single"/>
-          </w:rPr>
-          <w:t>50:2</w:t>
-        </w:r>
-      </w:hyperlink>
-      <w:r>
-        <w:rPr>
-          <w:lang w:val="zh_TW" w:bidi="zh_TW"/>
-        </w:rPr>
-        <w:t>，</w:t>
-      </w:r>
-      <w:hyperlink r:id="rId41">
-        <w:r>
-          <w:rPr>
-            <w:lang w:val="zh_TW" w:bidi="zh_TW"/>
-          </w:rPr>
-          <w:rPr>
-            <w:color w:val="0000EE"/>
-            <w:u w:val="single"/>
-          </w:rPr>
-          <w:t>53:6</w:t>
-        </w:r>
-      </w:hyperlink>
+      <w:r>
+        <w:rPr>
+          <w:lang w:val="zh_TW" w:bidi="zh_TW"/>
+        </w:rPr>
+        <w:t>14:7</w:t>
+      </w:r>
+      <w:r>
+        <w:rPr>
+          <w:lang w:val="zh_TW" w:bidi="zh_TW"/>
+        </w:rPr>
+        <w:t>，</w:t>
+      </w:r>
+      <w:r>
+        <w:rPr>
+          <w:lang w:val="zh_TW" w:bidi="zh_TW"/>
+        </w:rPr>
+        <w:t>20:2</w:t>
+      </w:r>
+      <w:r>
+        <w:rPr>
+          <w:lang w:val="zh_TW" w:bidi="zh_TW"/>
+        </w:rPr>
+        <w:t>，</w:t>
+      </w:r>
+      <w:r>
+        <w:rPr>
+          <w:lang w:val="zh_TW" w:bidi="zh_TW"/>
+        </w:rPr>
+        <w:t>50:2</w:t>
+      </w:r>
+      <w:r>
+        <w:rPr>
+          <w:lang w:val="zh_TW" w:bidi="zh_TW"/>
+        </w:rPr>
+        <w:t>，</w:t>
+      </w:r>
+      <w:r>
+        <w:rPr>
+          <w:lang w:val="zh_TW" w:bidi="zh_TW"/>
+        </w:rPr>
+        <w:t>53:6</w:t>
+      </w:r>
       <w:r>
         <w:rPr>
           <w:lang w:val="zh_TW" w:bidi="zh_TW"/>
         </w:rPr>
         <w:t>）。神選擇了大衛的後裔治理錫安，並在各地建立衪的國度（</w:t>
       </w:r>
-      <w:hyperlink r:id="rId48">
-        <w:r>
-          <w:rPr>
-            <w:lang w:val="zh_TW" w:bidi="zh_TW"/>
-          </w:rPr>
-          <w:rPr>
-            <w:color w:val="0000EE"/>
-            <w:u w:val="single"/>
-          </w:rPr>
-          <w:t>2:6</w:t>
-        </w:r>
-      </w:hyperlink>
+      <w:r>
+        <w:rPr>
+          <w:lang w:val="zh_TW" w:bidi="zh_TW"/>
+        </w:rPr>
+        <w:t>2:6</w:t>
+      </w:r>
       <w:r>
         <w:rPr>
           <w:lang w:val="zh_TW" w:bidi="zh_TW"/>
         </w:rPr>
         <w:t>；</w:t>
       </w:r>
-      <w:hyperlink r:id="rId49">
-        <w:r>
-          <w:rPr>
-            <w:lang w:val="zh_TW" w:bidi="zh_TW"/>
-          </w:rPr>
-          <w:rPr>
-            <w:color w:val="0000EE"/>
-            <w:u w:val="single"/>
-          </w:rPr>
-          <w:t>110:2</w:t>
-        </w:r>
-      </w:hyperlink>
+      <w:r>
+        <w:rPr>
+          <w:lang w:val="zh_TW" w:bidi="zh_TW"/>
+        </w:rPr>
+        <w:t>110:2</w:t>
+      </w:r>
       <w:r>
         <w:rPr>
           <w:lang w:val="zh_TW" w:bidi="zh_TW"/>
@@ -1080,126 +852,84 @@
         </w:rPr>
         <w:t>錫安代表神的保護和祝福（</w:t>
       </w:r>
-      <w:hyperlink r:id="rId50">
-        <w:r>
-          <w:rPr>
-            <w:lang w:val="zh_TW" w:bidi="zh_TW"/>
-          </w:rPr>
-          <w:rPr>
-            <w:color w:val="0000EE"/>
-            <w:u w:val="single"/>
-          </w:rPr>
-          <w:t>詩46:4–11</w:t>
-        </w:r>
-      </w:hyperlink>
-      <w:r>
-        <w:rPr>
-          <w:lang w:val="zh_TW" w:bidi="zh_TW"/>
-        </w:rPr>
-        <w:t>，</w:t>
-      </w:r>
-      <w:hyperlink r:id="rId51">
-        <w:r>
-          <w:rPr>
-            <w:lang w:val="zh_TW" w:bidi="zh_TW"/>
-          </w:rPr>
-          <w:rPr>
-            <w:color w:val="0000EE"/>
-            <w:u w:val="single"/>
-          </w:rPr>
-          <w:t>48:1–14</w:t>
-        </w:r>
-      </w:hyperlink>
-      <w:r>
-        <w:rPr>
-          <w:lang w:val="zh_TW" w:bidi="zh_TW"/>
-        </w:rPr>
-        <w:t>，</w:t>
-      </w:r>
-      <w:hyperlink r:id="rId52">
-        <w:r>
-          <w:rPr>
-            <w:lang w:val="zh_TW" w:bidi="zh_TW"/>
-          </w:rPr>
-          <w:rPr>
-            <w:color w:val="0000EE"/>
-            <w:u w:val="single"/>
-          </w:rPr>
-          <w:t>51:18</w:t>
-        </w:r>
-      </w:hyperlink>
-      <w:r>
-        <w:rPr>
-          <w:lang w:val="zh_TW" w:bidi="zh_TW"/>
-        </w:rPr>
-        <w:t>，</w:t>
-      </w:r>
-      <w:hyperlink r:id="rId53">
-        <w:r>
-          <w:rPr>
-            <w:lang w:val="zh_TW" w:bidi="zh_TW"/>
-          </w:rPr>
-          <w:rPr>
-            <w:color w:val="0000EE"/>
-            <w:u w:val="single"/>
-          </w:rPr>
-          <w:t>128:5</w:t>
-        </w:r>
-      </w:hyperlink>
-      <w:r>
-        <w:rPr>
-          <w:lang w:val="zh_TW" w:bidi="zh_TW"/>
-        </w:rPr>
-        <w:t>，</w:t>
-      </w:r>
-      <w:hyperlink r:id="rId54">
-        <w:r>
-          <w:rPr>
-            <w:lang w:val="zh_TW" w:bidi="zh_TW"/>
-          </w:rPr>
-          <w:rPr>
-            <w:color w:val="0000EE"/>
-            <w:u w:val="single"/>
-          </w:rPr>
-          <w:t>134:3</w:t>
-        </w:r>
-      </w:hyperlink>
+      <w:r>
+        <w:rPr>
+          <w:lang w:val="zh_TW" w:bidi="zh_TW"/>
+        </w:rPr>
+        <w:t>詩46:4–11</w:t>
+      </w:r>
+      <w:r>
+        <w:rPr>
+          <w:lang w:val="zh_TW" w:bidi="zh_TW"/>
+        </w:rPr>
+        <w:t>，</w:t>
+      </w:r>
+      <w:r>
+        <w:rPr>
+          <w:lang w:val="zh_TW" w:bidi="zh_TW"/>
+        </w:rPr>
+        <w:t>48:1–14</w:t>
+      </w:r>
+      <w:r>
+        <w:rPr>
+          <w:lang w:val="zh_TW" w:bidi="zh_TW"/>
+        </w:rPr>
+        <w:t>，</w:t>
+      </w:r>
+      <w:r>
+        <w:rPr>
+          <w:lang w:val="zh_TW" w:bidi="zh_TW"/>
+        </w:rPr>
+        <w:t>51:18</w:t>
+      </w:r>
+      <w:r>
+        <w:rPr>
+          <w:lang w:val="zh_TW" w:bidi="zh_TW"/>
+        </w:rPr>
+        <w:t>，</w:t>
+      </w:r>
+      <w:r>
+        <w:rPr>
+          <w:lang w:val="zh_TW" w:bidi="zh_TW"/>
+        </w:rPr>
+        <w:t>128:5</w:t>
+      </w:r>
+      <w:r>
+        <w:rPr>
+          <w:lang w:val="zh_TW" w:bidi="zh_TW"/>
+        </w:rPr>
+        <w:t>，</w:t>
+      </w:r>
+      <w:r>
+        <w:rPr>
+          <w:lang w:val="zh_TW" w:bidi="zh_TW"/>
+        </w:rPr>
+        <w:t>134:3</w:t>
+      </w:r>
       <w:r>
         <w:rPr>
           <w:lang w:val="zh_TW" w:bidi="zh_TW"/>
         </w:rPr>
         <w:t>）。任何信靠耶和華的人都「好像錫安山」一樣穩固（</w:t>
       </w:r>
-      <w:hyperlink r:id="rId55">
-        <w:r>
-          <w:rPr>
-            <w:lang w:val="zh_TW" w:bidi="zh_TW"/>
-          </w:rPr>
-          <w:rPr>
-            <w:color w:val="0000EE"/>
-            <w:u w:val="single"/>
-          </w:rPr>
-          <w:t>詩125:1</w:t>
-        </w:r>
-      </w:hyperlink>
+      <w:r>
+        <w:rPr>
+          <w:lang w:val="zh_TW" w:bidi="zh_TW"/>
+        </w:rPr>
+        <w:t>詩125:1</w:t>
+      </w:r>
       <w:r>
         <w:rPr>
           <w:lang w:val="zh_TW" w:bidi="zh_TW"/>
         </w:rPr>
         <w:t>）。那些拒絕耶和華的人也拒絕了錫安的安穩，沒有未來（</w:t>
       </w:r>
-      <w:hyperlink r:id="rId56">
-        <w:r>
-          <w:rPr>
-            <w:lang w:val="zh_TW" w:bidi="zh_TW"/>
-          </w:rPr>
-          <w:rPr>
-            <w:color w:val="0000EE"/>
-            <w:u w:val="single"/>
-          </w:rPr>
-          <w:t>129:5–8</w:t>
-        </w:r>
-      </w:hyperlink>
+      <w:r>
+        <w:rPr>
+          <w:lang w:val="zh_TW" w:bidi="zh_TW"/>
+        </w:rPr>
+        <w:t>129:5–8</w:t>
+      </w:r>
       <w:r>
         <w:rPr>
           <w:lang w:val="zh_TW" w:bidi="zh_TW"/>
@@ -1220,126 +950,84 @@
         </w:rPr>
         <w:t>新約聖經描述錫安山為天上的耶路撒冷，是所有因信靠耶穌基督而在屬靈上「重生」的各國各族的人的屬靈家鄉（</w:t>
       </w:r>
-      <w:hyperlink r:id="rId36">
-        <w:r>
-          <w:rPr>
-            <w:lang w:val="zh_TW" w:bidi="zh_TW"/>
-          </w:rPr>
-          <w:rPr>
-            <w:color w:val="0000EE"/>
-            <w:u w:val="single"/>
-          </w:rPr>
-          <w:t>來12:22–24</w:t>
-        </w:r>
-      </w:hyperlink>
+      <w:r>
+        <w:rPr>
+          <w:lang w:val="zh_TW" w:bidi="zh_TW"/>
+        </w:rPr>
+        <w:t>來12:22–24</w:t>
+      </w:r>
       <w:r>
         <w:rPr>
           <w:lang w:val="zh_TW" w:bidi="zh_TW"/>
         </w:rPr>
         <w:t>；另見</w:t>
       </w:r>
-      <w:hyperlink r:id="rId57">
-        <w:r>
-          <w:rPr>
-            <w:lang w:val="zh_TW" w:bidi="zh_TW"/>
-          </w:rPr>
-          <w:rPr>
-            <w:color w:val="0000EE"/>
-            <w:u w:val="single"/>
-          </w:rPr>
-          <w:t>加4:24–26</w:t>
-        </w:r>
-      </w:hyperlink>
+      <w:r>
+        <w:rPr>
+          <w:lang w:val="zh_TW" w:bidi="zh_TW"/>
+        </w:rPr>
+        <w:t>加4:24–26</w:t>
+      </w:r>
       <w:r>
         <w:rPr>
           <w:lang w:val="zh_TW" w:bidi="zh_TW"/>
         </w:rPr>
         <w:t>；</w:t>
       </w:r>
-      <w:hyperlink r:id="rId58">
-        <w:r>
-          <w:rPr>
-            <w:lang w:val="zh_TW" w:bidi="zh_TW"/>
-          </w:rPr>
-          <w:rPr>
-            <w:color w:val="0000EE"/>
-            <w:u w:val="single"/>
-          </w:rPr>
-          <w:t>啟3:12</w:t>
-        </w:r>
-      </w:hyperlink>
+      <w:r>
+        <w:rPr>
+          <w:lang w:val="zh_TW" w:bidi="zh_TW"/>
+        </w:rPr>
+        <w:t>啟3:12</w:t>
+      </w:r>
       <w:r>
         <w:rPr>
           <w:lang w:val="zh_TW" w:bidi="zh_TW"/>
         </w:rPr>
         <w:t>；</w:t>
       </w:r>
-      <w:hyperlink r:id="rId59">
-        <w:r>
-          <w:rPr>
-            <w:lang w:val="zh_TW" w:bidi="zh_TW"/>
-          </w:rPr>
-          <w:rPr>
-            <w:color w:val="0000EE"/>
-            <w:u w:val="single"/>
-          </w:rPr>
-          <w:t>21:2–4</w:t>
-        </w:r>
-      </w:hyperlink>
+      <w:r>
+        <w:rPr>
+          <w:lang w:val="zh_TW" w:bidi="zh_TW"/>
+        </w:rPr>
+        <w:t>21:2–4</w:t>
+      </w:r>
       <w:r>
         <w:rPr>
           <w:lang w:val="zh_TW" w:bidi="zh_TW"/>
         </w:rPr>
         <w:t>）。亞伯拉罕憑著信心等候著「那座有根基的城」（</w:t>
       </w:r>
-      <w:hyperlink r:id="rId60">
-        <w:r>
-          <w:rPr>
-            <w:lang w:val="zh_TW" w:bidi="zh_TW"/>
-          </w:rPr>
-          <w:rPr>
-            <w:color w:val="0000EE"/>
-            <w:u w:val="single"/>
-          </w:rPr>
-          <w:t>來11:，10</w:t>
-        </w:r>
-      </w:hyperlink>
+      <w:r>
+        <w:rPr>
+          <w:lang w:val="zh_TW" w:bidi="zh_TW"/>
+        </w:rPr>
+        <w:t>來11:，10</w:t>
+      </w:r>
       <w:r>
         <w:rPr>
           <w:lang w:val="zh_TW" w:bidi="zh_TW"/>
         </w:rPr>
         <w:t>）。在這裡，所有信靠神的人都是這城之民（</w:t>
       </w:r>
-      <w:hyperlink r:id="rId36">
-        <w:r>
-          <w:rPr>
-            <w:lang w:val="zh_TW" w:bidi="zh_TW"/>
-          </w:rPr>
-          <w:rPr>
-            <w:color w:val="0000EE"/>
-            <w:u w:val="single"/>
-          </w:rPr>
-          <w:t>來12:22–24</w:t>
-        </w:r>
-      </w:hyperlink>
+      <w:r>
+        <w:rPr>
+          <w:lang w:val="zh_TW" w:bidi="zh_TW"/>
+        </w:rPr>
+        <w:t>來12:22–24</w:t>
+      </w:r>
       <w:r>
         <w:rPr>
           <w:lang w:val="zh_TW" w:bidi="zh_TW"/>
         </w:rPr>
         <w:t>）。耶和華不受地域所限制（</w:t>
       </w:r>
-      <w:hyperlink r:id="rId61">
-        <w:r>
-          <w:rPr>
-            <w:lang w:val="zh_TW" w:bidi="zh_TW"/>
-          </w:rPr>
-          <w:rPr>
-            <w:color w:val="0000EE"/>
-            <w:u w:val="single"/>
-          </w:rPr>
-          <w:t>王上8:27</w:t>
-        </w:r>
-      </w:hyperlink>
+      <w:r>
+        <w:rPr>
+          <w:lang w:val="zh_TW" w:bidi="zh_TW"/>
+        </w:rPr>
+        <w:t>王上8:27</w:t>
+      </w:r>
       <w:r>
         <w:rPr>
           <w:lang w:val="zh_TW" w:bidi="zh_TW"/>
@@ -1369,1044 +1057,696 @@
           <w:lang w:val="zh_TW" w:bidi="zh_TW"/>
         </w:rPr>
       </w:r>
-      <w:hyperlink r:id="rId25">
-        <w:r>
-          <w:rPr>
-            <w:lang w:val="zh_TW" w:bidi="zh_TW"/>
-          </w:rPr>
-          <w:rPr>
-            <w:color w:val="0000EE"/>
-            <w:u w:val="single"/>
-          </w:rPr>
-          <w:t>撒下5:7</w:t>
-        </w:r>
-      </w:hyperlink>
+      <w:r>
+        <w:rPr>
+          <w:lang w:val="zh_TW" w:bidi="zh_TW"/>
+        </w:rPr>
+        <w:t>撒下5:7</w:t>
+      </w:r>
       <w:r>
         <w:rPr>
           <w:lang w:val="zh_TW" w:bidi="zh_TW"/>
         </w:rPr>
         <w:t>；</w:t>
       </w:r>
-      <w:hyperlink r:id="rId62">
-        <w:r>
-          <w:rPr>
-            <w:lang w:val="zh_TW" w:bidi="zh_TW"/>
-          </w:rPr>
-          <w:rPr>
-            <w:color w:val="0000EE"/>
-            <w:u w:val="single"/>
-          </w:rPr>
-          <w:t>王上8:1</w:t>
-        </w:r>
-      </w:hyperlink>
+      <w:r>
+        <w:rPr>
+          <w:lang w:val="zh_TW" w:bidi="zh_TW"/>
+        </w:rPr>
+        <w:t>王上8:1</w:t>
+      </w:r>
       <w:r>
         <w:rPr>
           <w:lang w:val="zh_TW" w:bidi="zh_TW"/>
         </w:rPr>
         <w:t>；</w:t>
       </w:r>
-      <w:hyperlink r:id="rId45">
-        <w:r>
-          <w:rPr>
-            <w:lang w:val="zh_TW" w:bidi="zh_TW"/>
-          </w:rPr>
-          <w:rPr>
-            <w:color w:val="0000EE"/>
-            <w:u w:val="single"/>
-          </w:rPr>
-          <w:t>詩14:7</w:t>
-        </w:r>
-      </w:hyperlink>
-      <w:r>
-        <w:rPr>
-          <w:lang w:val="zh_TW" w:bidi="zh_TW"/>
-        </w:rPr>
-        <w:t>，</w:t>
-      </w:r>
-      <w:hyperlink r:id="rId51">
-        <w:r>
-          <w:rPr>
-            <w:lang w:val="zh_TW" w:bidi="zh_TW"/>
-          </w:rPr>
-          <w:rPr>
-            <w:color w:val="0000EE"/>
-            <w:u w:val="single"/>
-          </w:rPr>
-          <w:t>48:1–14</w:t>
-        </w:r>
-      </w:hyperlink>
-      <w:r>
-        <w:rPr>
-          <w:lang w:val="zh_TW" w:bidi="zh_TW"/>
-        </w:rPr>
-        <w:t>，</w:t>
-      </w:r>
-      <w:hyperlink r:id="rId47">
-        <w:r>
-          <w:rPr>
-            <w:lang w:val="zh_TW" w:bidi="zh_TW"/>
-          </w:rPr>
-          <w:rPr>
-            <w:color w:val="0000EE"/>
-            <w:u w:val="single"/>
-          </w:rPr>
-          <w:t>50:2</w:t>
-        </w:r>
-      </w:hyperlink>
-      <w:r>
-        <w:rPr>
-          <w:lang w:val="zh_TW" w:bidi="zh_TW"/>
-        </w:rPr>
-        <w:t>，</w:t>
-      </w:r>
-      <w:hyperlink r:id="rId52">
-        <w:r>
-          <w:rPr>
-            <w:lang w:val="zh_TW" w:bidi="zh_TW"/>
-          </w:rPr>
-          <w:rPr>
-            <w:color w:val="0000EE"/>
-            <w:u w:val="single"/>
-          </w:rPr>
-          <w:t>51:18</w:t>
-        </w:r>
-      </w:hyperlink>
-      <w:r>
-        <w:rPr>
-          <w:lang w:val="zh_TW" w:bidi="zh_TW"/>
-        </w:rPr>
-        <w:t>，</w:t>
-      </w:r>
-      <w:hyperlink r:id="rId63">
-        <w:r>
-          <w:rPr>
-            <w:lang w:val="zh_TW" w:bidi="zh_TW"/>
-          </w:rPr>
-          <w:rPr>
-            <w:color w:val="0000EE"/>
-            <w:u w:val="single"/>
-          </w:rPr>
-          <w:t>68:16</w:t>
-        </w:r>
-      </w:hyperlink>
-      <w:r>
-        <w:rPr>
-          <w:lang w:val="zh_TW" w:bidi="zh_TW"/>
-        </w:rPr>
-        <w:t>，</w:t>
-      </w:r>
-      <w:hyperlink r:id="rId64">
-        <w:r>
-          <w:rPr>
-            <w:lang w:val="zh_TW" w:bidi="zh_TW"/>
-          </w:rPr>
-          <w:rPr>
-            <w:color w:val="0000EE"/>
-            <w:u w:val="single"/>
-          </w:rPr>
-          <w:t>78:68</w:t>
-        </w:r>
-      </w:hyperlink>
-      <w:r>
-        <w:rPr>
-          <w:lang w:val="zh_TW" w:bidi="zh_TW"/>
-        </w:rPr>
-        <w:t>，</w:t>
-      </w:r>
-      <w:hyperlink r:id="rId65">
-        <w:r>
-          <w:rPr>
-            <w:lang w:val="zh_TW" w:bidi="zh_TW"/>
-          </w:rPr>
-          <w:rPr>
-            <w:color w:val="0000EE"/>
-            <w:u w:val="single"/>
-          </w:rPr>
-          <w:t>87:2</w:t>
-        </w:r>
-      </w:hyperlink>
+      <w:r>
+        <w:rPr>
+          <w:lang w:val="zh_TW" w:bidi="zh_TW"/>
+        </w:rPr>
+        <w:t>詩14:7</w:t>
+      </w:r>
+      <w:r>
+        <w:rPr>
+          <w:lang w:val="zh_TW" w:bidi="zh_TW"/>
+        </w:rPr>
+        <w:t>，</w:t>
+      </w:r>
+      <w:r>
+        <w:rPr>
+          <w:lang w:val="zh_TW" w:bidi="zh_TW"/>
+        </w:rPr>
+        <w:t>48:1–14</w:t>
+      </w:r>
+      <w:r>
+        <w:rPr>
+          <w:lang w:val="zh_TW" w:bidi="zh_TW"/>
+        </w:rPr>
+        <w:t>，</w:t>
+      </w:r>
+      <w:r>
+        <w:rPr>
+          <w:lang w:val="zh_TW" w:bidi="zh_TW"/>
+        </w:rPr>
+        <w:t>50:2</w:t>
+      </w:r>
+      <w:r>
+        <w:rPr>
+          <w:lang w:val="zh_TW" w:bidi="zh_TW"/>
+        </w:rPr>
+        <w:t>，</w:t>
+      </w:r>
+      <w:r>
+        <w:rPr>
+          <w:lang w:val="zh_TW" w:bidi="zh_TW"/>
+        </w:rPr>
+        <w:t>51:18</w:t>
+      </w:r>
+      <w:r>
+        <w:rPr>
+          <w:lang w:val="zh_TW" w:bidi="zh_TW"/>
+        </w:rPr>
+        <w:t>，</w:t>
+      </w:r>
+      <w:r>
+        <w:rPr>
+          <w:lang w:val="zh_TW" w:bidi="zh_TW"/>
+        </w:rPr>
+        <w:t>68:16</w:t>
+      </w:r>
+      <w:r>
+        <w:rPr>
+          <w:lang w:val="zh_TW" w:bidi="zh_TW"/>
+        </w:rPr>
+        <w:t>，</w:t>
+      </w:r>
+      <w:r>
+        <w:rPr>
+          <w:lang w:val="zh_TW" w:bidi="zh_TW"/>
+        </w:rPr>
+        <w:t>78:68</w:t>
+      </w:r>
+      <w:r>
+        <w:rPr>
+          <w:lang w:val="zh_TW" w:bidi="zh_TW"/>
+        </w:rPr>
+        <w:t>，</w:t>
+      </w:r>
+      <w:r>
+        <w:rPr>
+          <w:lang w:val="zh_TW" w:bidi="zh_TW"/>
+        </w:rPr>
+        <w:t>87:2</w:t>
+      </w:r>
       <w:r>
         <w:rPr>
           <w:lang w:val="zh_TW" w:bidi="zh_TW"/>
         </w:rPr>
         <w:t>、</w:t>
       </w:r>
-      <w:hyperlink r:id="rId66">
-        <w:r>
-          <w:rPr>
-            <w:lang w:val="zh_TW" w:bidi="zh_TW"/>
-          </w:rPr>
-          <w:rPr>
-            <w:color w:val="0000EE"/>
-            <w:u w:val="single"/>
-          </w:rPr>
-          <w:t>5</w:t>
-        </w:r>
-      </w:hyperlink>
-      <w:r>
-        <w:rPr>
-          <w:lang w:val="zh_TW" w:bidi="zh_TW"/>
-        </w:rPr>
-        <w:t>，</w:t>
-      </w:r>
-      <w:hyperlink r:id="rId55">
-        <w:r>
-          <w:rPr>
-            <w:lang w:val="zh_TW" w:bidi="zh_TW"/>
-          </w:rPr>
-          <w:rPr>
-            <w:color w:val="0000EE"/>
-            <w:u w:val="single"/>
-          </w:rPr>
-          <w:t>125:1</w:t>
-        </w:r>
-      </w:hyperlink>
-      <w:r>
-        <w:rPr>
-          <w:lang w:val="zh_TW" w:bidi="zh_TW"/>
-        </w:rPr>
-        <w:t>，</w:t>
-      </w:r>
-      <w:hyperlink r:id="rId53">
-        <w:r>
-          <w:rPr>
-            <w:lang w:val="zh_TW" w:bidi="zh_TW"/>
-          </w:rPr>
-          <w:rPr>
-            <w:color w:val="0000EE"/>
-            <w:u w:val="single"/>
-          </w:rPr>
-          <w:t>128:5</w:t>
-        </w:r>
-      </w:hyperlink>
-      <w:r>
-        <w:rPr>
-          <w:lang w:val="zh_TW" w:bidi="zh_TW"/>
-        </w:rPr>
-        <w:t>，</w:t>
-      </w:r>
-      <w:hyperlink r:id="rId39">
-        <w:r>
-          <w:rPr>
-            <w:lang w:val="zh_TW" w:bidi="zh_TW"/>
-          </w:rPr>
-          <w:rPr>
-            <w:color w:val="0000EE"/>
-            <w:u w:val="single"/>
-          </w:rPr>
-          <w:t>132:13</w:t>
-        </w:r>
-      </w:hyperlink>
-      <w:r>
-        <w:rPr>
-          <w:lang w:val="zh_TW" w:bidi="zh_TW"/>
-        </w:rPr>
-        <w:t>，</w:t>
-      </w:r>
-      <w:hyperlink r:id="rId67">
-        <w:r>
-          <w:rPr>
-            <w:lang w:val="zh_TW" w:bidi="zh_TW"/>
-          </w:rPr>
-          <w:rPr>
-            <w:color w:val="0000EE"/>
-            <w:u w:val="single"/>
-          </w:rPr>
-          <w:t>133:3</w:t>
-        </w:r>
-      </w:hyperlink>
-      <w:r>
-        <w:rPr>
-          <w:lang w:val="zh_TW" w:bidi="zh_TW"/>
-        </w:rPr>
-        <w:t>，</w:t>
-      </w:r>
-      <w:hyperlink r:id="rId33">
-        <w:r>
-          <w:rPr>
-            <w:lang w:val="zh_TW" w:bidi="zh_TW"/>
-          </w:rPr>
-          <w:rPr>
-            <w:color w:val="0000EE"/>
-            <w:u w:val="single"/>
-          </w:rPr>
-          <w:t>135:21</w:t>
-        </w:r>
-      </w:hyperlink>
-      <w:r>
-        <w:rPr>
-          <w:lang w:val="zh_TW" w:bidi="zh_TW"/>
-        </w:rPr>
-        <w:t>，</w:t>
-      </w:r>
-      <w:hyperlink r:id="rId43">
-        <w:r>
-          <w:rPr>
-            <w:lang w:val="zh_TW" w:bidi="zh_TW"/>
-          </w:rPr>
-          <w:rPr>
-            <w:color w:val="0000EE"/>
-            <w:u w:val="single"/>
-          </w:rPr>
-          <w:t>147:12</w:t>
-        </w:r>
-      </w:hyperlink>
+      <w:r>
+        <w:rPr>
+          <w:lang w:val="zh_TW" w:bidi="zh_TW"/>
+        </w:rPr>
+        <w:t>5</w:t>
+      </w:r>
+      <w:r>
+        <w:rPr>
+          <w:lang w:val="zh_TW" w:bidi="zh_TW"/>
+        </w:rPr>
+        <w:t>，</w:t>
+      </w:r>
+      <w:r>
+        <w:rPr>
+          <w:lang w:val="zh_TW" w:bidi="zh_TW"/>
+        </w:rPr>
+        <w:t>125:1</w:t>
+      </w:r>
+      <w:r>
+        <w:rPr>
+          <w:lang w:val="zh_TW" w:bidi="zh_TW"/>
+        </w:rPr>
+        <w:t>，</w:t>
+      </w:r>
+      <w:r>
+        <w:rPr>
+          <w:lang w:val="zh_TW" w:bidi="zh_TW"/>
+        </w:rPr>
+        <w:t>128:5</w:t>
+      </w:r>
+      <w:r>
+        <w:rPr>
+          <w:lang w:val="zh_TW" w:bidi="zh_TW"/>
+        </w:rPr>
+        <w:t>，</w:t>
+      </w:r>
+      <w:r>
+        <w:rPr>
+          <w:lang w:val="zh_TW" w:bidi="zh_TW"/>
+        </w:rPr>
+        <w:t>132:13</w:t>
+      </w:r>
+      <w:r>
+        <w:rPr>
+          <w:lang w:val="zh_TW" w:bidi="zh_TW"/>
+        </w:rPr>
+        <w:t>，</w:t>
+      </w:r>
+      <w:r>
+        <w:rPr>
+          <w:lang w:val="zh_TW" w:bidi="zh_TW"/>
+        </w:rPr>
+        <w:t>133:3</w:t>
+      </w:r>
+      <w:r>
+        <w:rPr>
+          <w:lang w:val="zh_TW" w:bidi="zh_TW"/>
+        </w:rPr>
+        <w:t>，</w:t>
+      </w:r>
+      <w:r>
+        <w:rPr>
+          <w:lang w:val="zh_TW" w:bidi="zh_TW"/>
+        </w:rPr>
+        <w:t>135:21</w:t>
+      </w:r>
+      <w:r>
+        <w:rPr>
+          <w:lang w:val="zh_TW" w:bidi="zh_TW"/>
+        </w:rPr>
+        <w:t>，</w:t>
+      </w:r>
+      <w:r>
+        <w:rPr>
+          <w:lang w:val="zh_TW" w:bidi="zh_TW"/>
+        </w:rPr>
+        <w:t>147:12</w:t>
+      </w:r>
       <w:r>
         <w:rPr>
           <w:lang w:val="zh_TW" w:bidi="zh_TW"/>
         </w:rPr>
         <w:t>；</w:t>
       </w:r>
-      <w:hyperlink r:id="rId68">
-        <w:r>
-          <w:rPr>
-            <w:lang w:val="zh_TW" w:bidi="zh_TW"/>
-          </w:rPr>
-          <w:rPr>
-            <w:color w:val="0000EE"/>
-            <w:u w:val="single"/>
-          </w:rPr>
-          <w:t>賽1:27</w:t>
-        </w:r>
-      </w:hyperlink>
-      <w:r>
-        <w:rPr>
-          <w:lang w:val="zh_TW" w:bidi="zh_TW"/>
-        </w:rPr>
-        <w:t>，</w:t>
-      </w:r>
-      <w:hyperlink r:id="rId69">
-        <w:r>
-          <w:rPr>
-            <w:lang w:val="zh_TW" w:bidi="zh_TW"/>
-          </w:rPr>
-          <w:rPr>
-            <w:color w:val="0000EE"/>
-            <w:u w:val="single"/>
-          </w:rPr>
-          <w:t>2:3</w:t>
-        </w:r>
-      </w:hyperlink>
-      <w:r>
-        <w:rPr>
-          <w:lang w:val="zh_TW" w:bidi="zh_TW"/>
-        </w:rPr>
-        <w:t>，</w:t>
-      </w:r>
-      <w:hyperlink r:id="rId70">
-        <w:r>
-          <w:rPr>
-            <w:lang w:val="zh_TW" w:bidi="zh_TW"/>
-          </w:rPr>
-          <w:rPr>
-            <w:color w:val="0000EE"/>
-            <w:u w:val="single"/>
-          </w:rPr>
-          <w:t>3:16–17</w:t>
-        </w:r>
-      </w:hyperlink>
+      <w:r>
+        <w:rPr>
+          <w:lang w:val="zh_TW" w:bidi="zh_TW"/>
+        </w:rPr>
+        <w:t>賽1:27</w:t>
+      </w:r>
+      <w:r>
+        <w:rPr>
+          <w:lang w:val="zh_TW" w:bidi="zh_TW"/>
+        </w:rPr>
+        <w:t>，</w:t>
+      </w:r>
+      <w:r>
+        <w:rPr>
+          <w:lang w:val="zh_TW" w:bidi="zh_TW"/>
+        </w:rPr>
+        <w:t>2:3</w:t>
+      </w:r>
+      <w:r>
+        <w:rPr>
+          <w:lang w:val="zh_TW" w:bidi="zh_TW"/>
+        </w:rPr>
+        <w:t>，</w:t>
+      </w:r>
+      <w:r>
+        <w:rPr>
+          <w:lang w:val="zh_TW" w:bidi="zh_TW"/>
+        </w:rPr>
+        <w:t>3:16–17</w:t>
+      </w:r>
       <w:r>
         <w:rPr>
           <w:lang w:val="zh_TW" w:bidi="zh_TW"/>
         </w:rPr>
         <w:t>、</w:t>
       </w:r>
-      <w:hyperlink r:id="rId71">
-        <w:r>
-          <w:rPr>
-            <w:lang w:val="zh_TW" w:bidi="zh_TW"/>
-          </w:rPr>
-          <w:rPr>
-            <w:color w:val="0000EE"/>
-            <w:u w:val="single"/>
-          </w:rPr>
-          <w:t>26</w:t>
-        </w:r>
-      </w:hyperlink>
-      <w:r>
-        <w:rPr>
-          <w:lang w:val="zh_TW" w:bidi="zh_TW"/>
-        </w:rPr>
-        <w:t>，</w:t>
-      </w:r>
-      <w:hyperlink r:id="rId72">
-        <w:r>
-          <w:rPr>
-            <w:lang w:val="zh_TW" w:bidi="zh_TW"/>
-          </w:rPr>
-          <w:rPr>
-            <w:color w:val="0000EE"/>
-            <w:u w:val="single"/>
-          </w:rPr>
-          <w:t>4:3–5</w:t>
-        </w:r>
-      </w:hyperlink>
-      <w:r>
-        <w:rPr>
-          <w:lang w:val="zh_TW" w:bidi="zh_TW"/>
-        </w:rPr>
-        <w:t>，</w:t>
-      </w:r>
-      <w:hyperlink r:id="rId73">
-        <w:r>
-          <w:rPr>
-            <w:lang w:val="zh_TW" w:bidi="zh_TW"/>
-          </w:rPr>
-          <w:rPr>
-            <w:color w:val="0000EE"/>
-            <w:u w:val="single"/>
-          </w:rPr>
-          <w:t>8:18</w:t>
-        </w:r>
-      </w:hyperlink>
-      <w:r>
-        <w:rPr>
-          <w:lang w:val="zh_TW" w:bidi="zh_TW"/>
-        </w:rPr>
-        <w:t>，</w:t>
-      </w:r>
-      <w:hyperlink r:id="rId74">
-        <w:r>
-          <w:rPr>
-            <w:lang w:val="zh_TW" w:bidi="zh_TW"/>
-          </w:rPr>
-          <w:rPr>
-            <w:color w:val="0000EE"/>
-            <w:u w:val="single"/>
-          </w:rPr>
-          <w:t>10:12</w:t>
-        </w:r>
-      </w:hyperlink>
+      <w:r>
+        <w:rPr>
+          <w:lang w:val="zh_TW" w:bidi="zh_TW"/>
+        </w:rPr>
+        <w:t>26</w:t>
+      </w:r>
+      <w:r>
+        <w:rPr>
+          <w:lang w:val="zh_TW" w:bidi="zh_TW"/>
+        </w:rPr>
+        <w:t>，</w:t>
+      </w:r>
+      <w:r>
+        <w:rPr>
+          <w:lang w:val="zh_TW" w:bidi="zh_TW"/>
+        </w:rPr>
+        <w:t>4:3–5</w:t>
+      </w:r>
+      <w:r>
+        <w:rPr>
+          <w:lang w:val="zh_TW" w:bidi="zh_TW"/>
+        </w:rPr>
+        <w:t>，</w:t>
+      </w:r>
+      <w:r>
+        <w:rPr>
+          <w:lang w:val="zh_TW" w:bidi="zh_TW"/>
+        </w:rPr>
+        <w:t>8:18</w:t>
+      </w:r>
+      <w:r>
+        <w:rPr>
+          <w:lang w:val="zh_TW" w:bidi="zh_TW"/>
+        </w:rPr>
+        <w:t>，</w:t>
+      </w:r>
+      <w:r>
+        <w:rPr>
+          <w:lang w:val="zh_TW" w:bidi="zh_TW"/>
+        </w:rPr>
+        <w:t>10:12</w:t>
+      </w:r>
       <w:r>
         <w:rPr>
           <w:lang w:val="zh_TW" w:bidi="zh_TW"/>
         </w:rPr>
         <w:t>、</w:t>
       </w:r>
-      <w:hyperlink r:id="rId75">
-        <w:r>
-          <w:rPr>
-            <w:lang w:val="zh_TW" w:bidi="zh_TW"/>
-          </w:rPr>
-          <w:rPr>
-            <w:color w:val="0000EE"/>
-            <w:u w:val="single"/>
-          </w:rPr>
-          <w:t>24</w:t>
-        </w:r>
-      </w:hyperlink>
+      <w:r>
+        <w:rPr>
+          <w:lang w:val="zh_TW" w:bidi="zh_TW"/>
+        </w:rPr>
+        <w:t>24</w:t>
+      </w:r>
       <w:r>
         <w:rPr>
           <w:lang w:val="zh_TW" w:bidi="zh_TW"/>
         </w:rPr>
         <w:t>、</w:t>
       </w:r>
-      <w:hyperlink r:id="rId76">
-        <w:r>
-          <w:rPr>
-            <w:lang w:val="zh_TW" w:bidi="zh_TW"/>
-          </w:rPr>
-          <w:rPr>
-            <w:color w:val="0000EE"/>
-            <w:u w:val="single"/>
-          </w:rPr>
-          <w:t>32</w:t>
-        </w:r>
-      </w:hyperlink>
-      <w:r>
-        <w:rPr>
-          <w:lang w:val="zh_TW" w:bidi="zh_TW"/>
-        </w:rPr>
-        <w:t>，</w:t>
-      </w:r>
-      <w:hyperlink r:id="rId77">
-        <w:r>
-          <w:rPr>
-            <w:lang w:val="zh_TW" w:bidi="zh_TW"/>
-          </w:rPr>
-          <w:rPr>
-            <w:color w:val="0000EE"/>
-            <w:u w:val="single"/>
-          </w:rPr>
-          <w:t>16:1</w:t>
-        </w:r>
-      </w:hyperlink>
-      <w:r>
-        <w:rPr>
-          <w:lang w:val="zh_TW" w:bidi="zh_TW"/>
-        </w:rPr>
-        <w:t>，</w:t>
-      </w:r>
-      <w:hyperlink r:id="rId78">
-        <w:r>
-          <w:rPr>
-            <w:lang w:val="zh_TW" w:bidi="zh_TW"/>
-          </w:rPr>
-          <w:rPr>
-            <w:color w:val="0000EE"/>
-            <w:u w:val="single"/>
-          </w:rPr>
-          <w:t>24:23</w:t>
-        </w:r>
-      </w:hyperlink>
-      <w:r>
-        <w:rPr>
-          <w:lang w:val="zh_TW" w:bidi="zh_TW"/>
-        </w:rPr>
-        <w:t>，</w:t>
-      </w:r>
-      <w:hyperlink r:id="rId79">
-        <w:r>
-          <w:rPr>
-            <w:lang w:val="zh_TW" w:bidi="zh_TW"/>
-          </w:rPr>
-          <w:rPr>
-            <w:color w:val="0000EE"/>
-            <w:u w:val="single"/>
-          </w:rPr>
-          <w:t>29:8</w:t>
-        </w:r>
-      </w:hyperlink>
-      <w:r>
-        <w:rPr>
-          <w:lang w:val="zh_TW" w:bidi="zh_TW"/>
-        </w:rPr>
-        <w:t>，</w:t>
-      </w:r>
-      <w:hyperlink r:id="rId80">
-        <w:r>
-          <w:rPr>
-            <w:lang w:val="zh_TW" w:bidi="zh_TW"/>
-          </w:rPr>
-          <w:rPr>
-            <w:color w:val="0000EE"/>
-            <w:u w:val="single"/>
-          </w:rPr>
-          <w:t>30:19</w:t>
-        </w:r>
-      </w:hyperlink>
-      <w:r>
-        <w:rPr>
-          <w:lang w:val="zh_TW" w:bidi="zh_TW"/>
-        </w:rPr>
-        <w:t>，</w:t>
-      </w:r>
-      <w:hyperlink r:id="rId81">
-        <w:r>
-          <w:rPr>
-            <w:lang w:val="zh_TW" w:bidi="zh_TW"/>
-          </w:rPr>
-          <w:rPr>
-            <w:color w:val="0000EE"/>
-            <w:u w:val="single"/>
-          </w:rPr>
-          <w:t>31:4</w:t>
-        </w:r>
-      </w:hyperlink>
+      <w:r>
+        <w:rPr>
+          <w:lang w:val="zh_TW" w:bidi="zh_TW"/>
+        </w:rPr>
+        <w:t>32</w:t>
+      </w:r>
+      <w:r>
+        <w:rPr>
+          <w:lang w:val="zh_TW" w:bidi="zh_TW"/>
+        </w:rPr>
+        <w:t>，</w:t>
+      </w:r>
+      <w:r>
+        <w:rPr>
+          <w:lang w:val="zh_TW" w:bidi="zh_TW"/>
+        </w:rPr>
+        <w:t>16:1</w:t>
+      </w:r>
+      <w:r>
+        <w:rPr>
+          <w:lang w:val="zh_TW" w:bidi="zh_TW"/>
+        </w:rPr>
+        <w:t>，</w:t>
+      </w:r>
+      <w:r>
+        <w:rPr>
+          <w:lang w:val="zh_TW" w:bidi="zh_TW"/>
+        </w:rPr>
+        <w:t>24:23</w:t>
+      </w:r>
+      <w:r>
+        <w:rPr>
+          <w:lang w:val="zh_TW" w:bidi="zh_TW"/>
+        </w:rPr>
+        <w:t>，</w:t>
+      </w:r>
+      <w:r>
+        <w:rPr>
+          <w:lang w:val="zh_TW" w:bidi="zh_TW"/>
+        </w:rPr>
+        <w:t>29:8</w:t>
+      </w:r>
+      <w:r>
+        <w:rPr>
+          <w:lang w:val="zh_TW" w:bidi="zh_TW"/>
+        </w:rPr>
+        <w:t>，</w:t>
+      </w:r>
+      <w:r>
+        <w:rPr>
+          <w:lang w:val="zh_TW" w:bidi="zh_TW"/>
+        </w:rPr>
+        <w:t>30:19</w:t>
+      </w:r>
+      <w:r>
+        <w:rPr>
+          <w:lang w:val="zh_TW" w:bidi="zh_TW"/>
+        </w:rPr>
+        <w:t>，</w:t>
+      </w:r>
+      <w:r>
+        <w:rPr>
+          <w:lang w:val="zh_TW" w:bidi="zh_TW"/>
+        </w:rPr>
+        <w:t>31:4</w:t>
+      </w:r>
       <w:r>
         <w:rPr>
           <w:lang w:val="zh_TW" w:bidi="zh_TW"/>
         </w:rPr>
         <w:t>、</w:t>
       </w:r>
-      <w:hyperlink r:id="rId82">
-        <w:r>
-          <w:rPr>
-            <w:lang w:val="zh_TW" w:bidi="zh_TW"/>
-          </w:rPr>
-          <w:rPr>
-            <w:color w:val="0000EE"/>
-            <w:u w:val="single"/>
-          </w:rPr>
-          <w:t>9</w:t>
-        </w:r>
-      </w:hyperlink>
-      <w:r>
-        <w:rPr>
-          <w:lang w:val="zh_TW" w:bidi="zh_TW"/>
-        </w:rPr>
-        <w:t>，</w:t>
-      </w:r>
-      <w:hyperlink r:id="rId83">
-        <w:r>
-          <w:rPr>
-            <w:lang w:val="zh_TW" w:bidi="zh_TW"/>
-          </w:rPr>
-          <w:rPr>
-            <w:color w:val="0000EE"/>
-            <w:u w:val="single"/>
-          </w:rPr>
-          <w:t>33:20</w:t>
-        </w:r>
-      </w:hyperlink>
-      <w:r>
-        <w:rPr>
-          <w:lang w:val="zh_TW" w:bidi="zh_TW"/>
-        </w:rPr>
-        <w:t>，</w:t>
-      </w:r>
-      <w:hyperlink r:id="rId84">
-        <w:r>
-          <w:rPr>
-            <w:lang w:val="zh_TW" w:bidi="zh_TW"/>
-          </w:rPr>
-          <w:rPr>
-            <w:color w:val="0000EE"/>
-            <w:u w:val="single"/>
-          </w:rPr>
-          <w:t>37:22</w:t>
-        </w:r>
-      </w:hyperlink>
+      <w:r>
+        <w:rPr>
+          <w:lang w:val="zh_TW" w:bidi="zh_TW"/>
+        </w:rPr>
+        <w:t>9</w:t>
+      </w:r>
+      <w:r>
+        <w:rPr>
+          <w:lang w:val="zh_TW" w:bidi="zh_TW"/>
+        </w:rPr>
+        <w:t>，</w:t>
+      </w:r>
+      <w:r>
+        <w:rPr>
+          <w:lang w:val="zh_TW" w:bidi="zh_TW"/>
+        </w:rPr>
+        <w:t>33:20</w:t>
+      </w:r>
+      <w:r>
+        <w:rPr>
+          <w:lang w:val="zh_TW" w:bidi="zh_TW"/>
+        </w:rPr>
+        <w:t>，</w:t>
+      </w:r>
+      <w:r>
+        <w:rPr>
+          <w:lang w:val="zh_TW" w:bidi="zh_TW"/>
+        </w:rPr>
+        <w:t>37:22</w:t>
+      </w:r>
       <w:r>
         <w:rPr>
           <w:lang w:val="zh_TW" w:bidi="zh_TW"/>
         </w:rPr>
         <w:t>、</w:t>
       </w:r>
-      <w:hyperlink r:id="rId85">
-        <w:r>
-          <w:rPr>
-            <w:lang w:val="zh_TW" w:bidi="zh_TW"/>
-          </w:rPr>
-          <w:rPr>
-            <w:color w:val="0000EE"/>
-            <w:u w:val="single"/>
-          </w:rPr>
-          <w:t>32</w:t>
-        </w:r>
-      </w:hyperlink>
-      <w:r>
-        <w:rPr>
-          <w:lang w:val="zh_TW" w:bidi="zh_TW"/>
-        </w:rPr>
-        <w:t>，</w:t>
-      </w:r>
-      <w:hyperlink r:id="rId86">
-        <w:r>
-          <w:rPr>
-            <w:lang w:val="zh_TW" w:bidi="zh_TW"/>
-          </w:rPr>
-          <w:rPr>
-            <w:color w:val="0000EE"/>
-            <w:u w:val="single"/>
-          </w:rPr>
-          <w:t>40:9</w:t>
-        </w:r>
-      </w:hyperlink>
-      <w:r>
-        <w:rPr>
-          <w:lang w:val="zh_TW" w:bidi="zh_TW"/>
-        </w:rPr>
-        <w:t>，</w:t>
-      </w:r>
-      <w:hyperlink r:id="rId87">
-        <w:r>
-          <w:rPr>
-            <w:lang w:val="zh_TW" w:bidi="zh_TW"/>
-          </w:rPr>
-          <w:rPr>
-            <w:color w:val="0000EE"/>
-            <w:u w:val="single"/>
-          </w:rPr>
-          <w:t>41:27</w:t>
-        </w:r>
-      </w:hyperlink>
-      <w:r>
-        <w:rPr>
-          <w:lang w:val="zh_TW" w:bidi="zh_TW"/>
-        </w:rPr>
-        <w:t>，</w:t>
-      </w:r>
-      <w:hyperlink r:id="rId88">
-        <w:r>
-          <w:rPr>
-            <w:lang w:val="zh_TW" w:bidi="zh_TW"/>
-          </w:rPr>
-          <w:rPr>
-            <w:color w:val="0000EE"/>
-            <w:u w:val="single"/>
-          </w:rPr>
-          <w:t>52:1–2</w:t>
-        </w:r>
-      </w:hyperlink>
-      <w:r>
-        <w:rPr>
-          <w:lang w:val="zh_TW" w:bidi="zh_TW"/>
-        </w:rPr>
-        <w:t>，</w:t>
-      </w:r>
-      <w:hyperlink r:id="rId89">
-        <w:r>
-          <w:rPr>
-            <w:lang w:val="zh_TW" w:bidi="zh_TW"/>
-          </w:rPr>
-          <w:rPr>
-            <w:color w:val="0000EE"/>
-            <w:u w:val="single"/>
-          </w:rPr>
-          <w:t>60:14</w:t>
-        </w:r>
-      </w:hyperlink>
-      <w:r>
-        <w:rPr>
-          <w:lang w:val="zh_TW" w:bidi="zh_TW"/>
-        </w:rPr>
-        <w:t>，</w:t>
-      </w:r>
-      <w:hyperlink r:id="rId90">
-        <w:r>
-          <w:rPr>
-            <w:lang w:val="zh_TW" w:bidi="zh_TW"/>
-          </w:rPr>
-          <w:rPr>
-            <w:color w:val="0000EE"/>
-            <w:u w:val="single"/>
-          </w:rPr>
-          <w:t>62:1</w:t>
-        </w:r>
-      </w:hyperlink>
-      <w:r>
-        <w:rPr>
-          <w:lang w:val="zh_TW" w:bidi="zh_TW"/>
-        </w:rPr>
-        <w:t>，</w:t>
-      </w:r>
-      <w:hyperlink r:id="rId91">
-        <w:r>
-          <w:rPr>
-            <w:lang w:val="zh_TW" w:bidi="zh_TW"/>
-          </w:rPr>
-          <w:rPr>
-            <w:color w:val="0000EE"/>
-            <w:u w:val="single"/>
-          </w:rPr>
-          <w:t>64:10</w:t>
-        </w:r>
-      </w:hyperlink>
+      <w:r>
+        <w:rPr>
+          <w:lang w:val="zh_TW" w:bidi="zh_TW"/>
+        </w:rPr>
+        <w:t>32</w:t>
+      </w:r>
+      <w:r>
+        <w:rPr>
+          <w:lang w:val="zh_TW" w:bidi="zh_TW"/>
+        </w:rPr>
+        <w:t>，</w:t>
+      </w:r>
+      <w:r>
+        <w:rPr>
+          <w:lang w:val="zh_TW" w:bidi="zh_TW"/>
+        </w:rPr>
+        <w:t>40:9</w:t>
+      </w:r>
+      <w:r>
+        <w:rPr>
+          <w:lang w:val="zh_TW" w:bidi="zh_TW"/>
+        </w:rPr>
+        <w:t>，</w:t>
+      </w:r>
+      <w:r>
+        <w:rPr>
+          <w:lang w:val="zh_TW" w:bidi="zh_TW"/>
+        </w:rPr>
+        <w:t>41:27</w:t>
+      </w:r>
+      <w:r>
+        <w:rPr>
+          <w:lang w:val="zh_TW" w:bidi="zh_TW"/>
+        </w:rPr>
+        <w:t>，</w:t>
+      </w:r>
+      <w:r>
+        <w:rPr>
+          <w:lang w:val="zh_TW" w:bidi="zh_TW"/>
+        </w:rPr>
+        <w:t>52:1–2</w:t>
+      </w:r>
+      <w:r>
+        <w:rPr>
+          <w:lang w:val="zh_TW" w:bidi="zh_TW"/>
+        </w:rPr>
+        <w:t>，</w:t>
+      </w:r>
+      <w:r>
+        <w:rPr>
+          <w:lang w:val="zh_TW" w:bidi="zh_TW"/>
+        </w:rPr>
+        <w:t>60:14</w:t>
+      </w:r>
+      <w:r>
+        <w:rPr>
+          <w:lang w:val="zh_TW" w:bidi="zh_TW"/>
+        </w:rPr>
+        <w:t>，</w:t>
+      </w:r>
+      <w:r>
+        <w:rPr>
+          <w:lang w:val="zh_TW" w:bidi="zh_TW"/>
+        </w:rPr>
+        <w:t>62:1</w:t>
+      </w:r>
+      <w:r>
+        <w:rPr>
+          <w:lang w:val="zh_TW" w:bidi="zh_TW"/>
+        </w:rPr>
+        <w:t>，</w:t>
+      </w:r>
+      <w:r>
+        <w:rPr>
+          <w:lang w:val="zh_TW" w:bidi="zh_TW"/>
+        </w:rPr>
+        <w:t>64:10</w:t>
+      </w:r>
       <w:r>
         <w:rPr>
           <w:lang w:val="zh_TW" w:bidi="zh_TW"/>
         </w:rPr>
         <w:t>；</w:t>
       </w:r>
-      <w:hyperlink r:id="rId92">
-        <w:r>
-          <w:rPr>
-            <w:lang w:val="zh_TW" w:bidi="zh_TW"/>
-          </w:rPr>
-          <w:rPr>
-            <w:color w:val="0000EE"/>
-            <w:u w:val="single"/>
-          </w:rPr>
-          <w:t>耶26:18</w:t>
-        </w:r>
-      </w:hyperlink>
-      <w:r>
-        <w:rPr>
-          <w:lang w:val="zh_TW" w:bidi="zh_TW"/>
-        </w:rPr>
-        <w:t>，</w:t>
-      </w:r>
-      <w:hyperlink r:id="rId93">
-        <w:r>
-          <w:rPr>
-            <w:lang w:val="zh_TW" w:bidi="zh_TW"/>
-          </w:rPr>
-          <w:rPr>
-            <w:color w:val="0000EE"/>
-            <w:u w:val="single"/>
-          </w:rPr>
-          <w:t>51:35</w:t>
-        </w:r>
-      </w:hyperlink>
+      <w:r>
+        <w:rPr>
+          <w:lang w:val="zh_TW" w:bidi="zh_TW"/>
+        </w:rPr>
+        <w:t>耶26:18</w:t>
+      </w:r>
+      <w:r>
+        <w:rPr>
+          <w:lang w:val="zh_TW" w:bidi="zh_TW"/>
+        </w:rPr>
+        <w:t>，</w:t>
+      </w:r>
+      <w:r>
+        <w:rPr>
+          <w:lang w:val="zh_TW" w:bidi="zh_TW"/>
+        </w:rPr>
+        <w:t>51:35</w:t>
+      </w:r>
       <w:r>
         <w:rPr>
           <w:lang w:val="zh_TW" w:bidi="zh_TW"/>
         </w:rPr>
         <w:t>；</w:t>
       </w:r>
-      <w:hyperlink r:id="rId94">
-        <w:r>
-          <w:rPr>
-            <w:lang w:val="zh_TW" w:bidi="zh_TW"/>
-          </w:rPr>
-          <w:rPr>
-            <w:color w:val="0000EE"/>
-            <w:u w:val="single"/>
-          </w:rPr>
-          <w:t>哀2:13</w:t>
-        </w:r>
-      </w:hyperlink>
+      <w:r>
+        <w:rPr>
+          <w:lang w:val="zh_TW" w:bidi="zh_TW"/>
+        </w:rPr>
+        <w:t>哀2:13</w:t>
+      </w:r>
       <w:r>
         <w:rPr>
           <w:lang w:val="zh_TW" w:bidi="zh_TW"/>
         </w:rPr>
         <w:t>；</w:t>
       </w:r>
-      <w:hyperlink r:id="rId95">
-        <w:r>
-          <w:rPr>
-            <w:lang w:val="zh_TW" w:bidi="zh_TW"/>
-          </w:rPr>
-          <w:rPr>
-            <w:color w:val="0000EE"/>
-            <w:u w:val="single"/>
-          </w:rPr>
-          <w:t>珥2:32</w:t>
-        </w:r>
-      </w:hyperlink>
-      <w:r>
-        <w:rPr>
-          <w:lang w:val="zh_TW" w:bidi="zh_TW"/>
-        </w:rPr>
-        <w:t>，</w:t>
-      </w:r>
-      <w:hyperlink r:id="rId96">
-        <w:r>
-          <w:rPr>
-            <w:lang w:val="zh_TW" w:bidi="zh_TW"/>
-          </w:rPr>
-          <w:rPr>
-            <w:color w:val="0000EE"/>
-            <w:u w:val="single"/>
-          </w:rPr>
-          <w:t>3:16–17</w:t>
-        </w:r>
-      </w:hyperlink>
+      <w:r>
+        <w:rPr>
+          <w:lang w:val="zh_TW" w:bidi="zh_TW"/>
+        </w:rPr>
+        <w:t>珥2:32</w:t>
+      </w:r>
+      <w:r>
+        <w:rPr>
+          <w:lang w:val="zh_TW" w:bidi="zh_TW"/>
+        </w:rPr>
+        <w:t>，</w:t>
+      </w:r>
+      <w:r>
+        <w:rPr>
+          <w:lang w:val="zh_TW" w:bidi="zh_TW"/>
+        </w:rPr>
+        <w:t>3:16–17</w:t>
+      </w:r>
       <w:r>
         <w:rPr>
           <w:lang w:val="zh_TW" w:bidi="zh_TW"/>
         </w:rPr>
         <w:t>；</w:t>
       </w:r>
-      <w:hyperlink r:id="rId97">
-        <w:r>
-          <w:rPr>
-            <w:lang w:val="zh_TW" w:bidi="zh_TW"/>
-          </w:rPr>
-          <w:rPr>
-            <w:color w:val="0000EE"/>
-            <w:u w:val="single"/>
-          </w:rPr>
-          <w:t>摩1:2</w:t>
-        </w:r>
-      </w:hyperlink>
+      <w:r>
+        <w:rPr>
+          <w:lang w:val="zh_TW" w:bidi="zh_TW"/>
+        </w:rPr>
+        <w:t>摩1:2</w:t>
+      </w:r>
       <w:r>
         <w:rPr>
           <w:lang w:val="zh_TW" w:bidi="zh_TW"/>
         </w:rPr>
         <w:t>；</w:t>
       </w:r>
-      <w:hyperlink r:id="rId98">
-        <w:r>
-          <w:rPr>
-            <w:lang w:val="zh_TW" w:bidi="zh_TW"/>
-          </w:rPr>
-          <w:rPr>
-            <w:color w:val="0000EE"/>
-            <w:u w:val="single"/>
-          </w:rPr>
-          <w:t>俄1:21</w:t>
-        </w:r>
-      </w:hyperlink>
+      <w:r>
+        <w:rPr>
+          <w:lang w:val="zh_TW" w:bidi="zh_TW"/>
+        </w:rPr>
+        <w:t>俄1:21</w:t>
+      </w:r>
       <w:r>
         <w:rPr>
           <w:lang w:val="zh_TW" w:bidi="zh_TW"/>
         </w:rPr>
         <w:t>；</w:t>
       </w:r>
-      <w:hyperlink r:id="rId99">
-        <w:r>
-          <w:rPr>
-            <w:lang w:val="zh_TW" w:bidi="zh_TW"/>
-          </w:rPr>
-          <w:rPr>
-            <w:color w:val="0000EE"/>
-            <w:u w:val="single"/>
-          </w:rPr>
-          <w:t>彌3:12</w:t>
-        </w:r>
-      </w:hyperlink>
-      <w:r>
-        <w:rPr>
-          <w:lang w:val="zh_TW" w:bidi="zh_TW"/>
-        </w:rPr>
-        <w:t>，</w:t>
-      </w:r>
-      <w:hyperlink r:id="rId100">
-        <w:r>
-          <w:rPr>
-            <w:lang w:val="zh_TW" w:bidi="zh_TW"/>
-          </w:rPr>
-          <w:rPr>
-            <w:color w:val="0000EE"/>
-            <w:u w:val="single"/>
-          </w:rPr>
-          <w:t>4:2</w:t>
-        </w:r>
-      </w:hyperlink>
+      <w:r>
+        <w:rPr>
+          <w:lang w:val="zh_TW" w:bidi="zh_TW"/>
+        </w:rPr>
+        <w:t>彌3:12</w:t>
+      </w:r>
+      <w:r>
+        <w:rPr>
+          <w:lang w:val="zh_TW" w:bidi="zh_TW"/>
+        </w:rPr>
+        <w:t>，</w:t>
+      </w:r>
+      <w:r>
+        <w:rPr>
+          <w:lang w:val="zh_TW" w:bidi="zh_TW"/>
+        </w:rPr>
+        <w:t>4:2</w:t>
+      </w:r>
       <w:r>
         <w:rPr>
           <w:lang w:val="zh_TW" w:bidi="zh_TW"/>
         </w:rPr>
         <w:t>；</w:t>
       </w:r>
-      <w:hyperlink r:id="rId101">
-        <w:r>
-          <w:rPr>
-            <w:lang w:val="zh_TW" w:bidi="zh_TW"/>
-          </w:rPr>
-          <w:rPr>
-            <w:color w:val="0000EE"/>
-            <w:u w:val="single"/>
-          </w:rPr>
-          <w:t>番3:14</w:t>
-        </w:r>
-      </w:hyperlink>
+      <w:r>
+        <w:rPr>
+          <w:lang w:val="zh_TW" w:bidi="zh_TW"/>
+        </w:rPr>
+        <w:t>番3:14</w:t>
+      </w:r>
       <w:r>
         <w:rPr>
           <w:lang w:val="zh_TW" w:bidi="zh_TW"/>
         </w:rPr>
         <w:t>、</w:t>
       </w:r>
-      <w:hyperlink r:id="rId102">
-        <w:r>
-          <w:rPr>
-            <w:lang w:val="zh_TW" w:bidi="zh_TW"/>
-          </w:rPr>
-          <w:rPr>
-            <w:color w:val="0000EE"/>
-            <w:u w:val="single"/>
-          </w:rPr>
-          <w:t>16</w:t>
-        </w:r>
-      </w:hyperlink>
+      <w:r>
+        <w:rPr>
+          <w:lang w:val="zh_TW" w:bidi="zh_TW"/>
+        </w:rPr>
+        <w:t>16</w:t>
+      </w:r>
       <w:r>
         <w:rPr>
           <w:lang w:val="zh_TW" w:bidi="zh_TW"/>
         </w:rPr>
         <w:t>；</w:t>
       </w:r>
-      <w:hyperlink r:id="rId103">
-        <w:r>
-          <w:rPr>
-            <w:lang w:val="zh_TW" w:bidi="zh_TW"/>
-          </w:rPr>
-          <w:rPr>
-            <w:color w:val="0000EE"/>
-            <w:u w:val="single"/>
-          </w:rPr>
-          <w:t>亞1:14</w:t>
-        </w:r>
-      </w:hyperlink>
+      <w:r>
+        <w:rPr>
+          <w:lang w:val="zh_TW" w:bidi="zh_TW"/>
+        </w:rPr>
+        <w:t>亞1:14</w:t>
+      </w:r>
       <w:r>
         <w:rPr>
           <w:lang w:val="zh_TW" w:bidi="zh_TW"/>
         </w:rPr>
         <w:t>、</w:t>
       </w:r>
-      <w:hyperlink r:id="rId104">
-        <w:r>
-          <w:rPr>
-            <w:lang w:val="zh_TW" w:bidi="zh_TW"/>
-          </w:rPr>
-          <w:rPr>
-            <w:color w:val="0000EE"/>
-            <w:u w:val="single"/>
-          </w:rPr>
-          <w:t>17</w:t>
-        </w:r>
-      </w:hyperlink>
-      <w:r>
-        <w:rPr>
-          <w:lang w:val="zh_TW" w:bidi="zh_TW"/>
-        </w:rPr>
-        <w:t>，</w:t>
-      </w:r>
-      <w:hyperlink r:id="rId105">
-        <w:r>
-          <w:rPr>
-            <w:lang w:val="zh_TW" w:bidi="zh_TW"/>
-          </w:rPr>
-          <w:rPr>
-            <w:color w:val="0000EE"/>
-            <w:u w:val="single"/>
-          </w:rPr>
-          <w:t>2:7</w:t>
-        </w:r>
-      </w:hyperlink>
-      <w:r>
-        <w:rPr>
-          <w:lang w:val="zh_TW" w:bidi="zh_TW"/>
-        </w:rPr>
-        <w:t>，</w:t>
-      </w:r>
-      <w:hyperlink r:id="rId106">
-        <w:r>
-          <w:rPr>
-            <w:lang w:val="zh_TW" w:bidi="zh_TW"/>
-          </w:rPr>
-          <w:rPr>
-            <w:color w:val="0000EE"/>
-            <w:u w:val="single"/>
-          </w:rPr>
-          <w:t>8:2–3</w:t>
-        </w:r>
-      </w:hyperlink>
-      <w:r>
-        <w:rPr>
-          <w:lang w:val="zh_TW" w:bidi="zh_TW"/>
-        </w:rPr>
-        <w:t>，</w:t>
-      </w:r>
-      <w:hyperlink r:id="rId107">
-        <w:r>
-          <w:rPr>
-            <w:lang w:val="zh_TW" w:bidi="zh_TW"/>
-          </w:rPr>
-          <w:rPr>
-            <w:color w:val="0000EE"/>
-            <w:u w:val="single"/>
-          </w:rPr>
-          <w:t>9:9</w:t>
-        </w:r>
-      </w:hyperlink>
+      <w:r>
+        <w:rPr>
+          <w:lang w:val="zh_TW" w:bidi="zh_TW"/>
+        </w:rPr>
+        <w:t>17</w:t>
+      </w:r>
+      <w:r>
+        <w:rPr>
+          <w:lang w:val="zh_TW" w:bidi="zh_TW"/>
+        </w:rPr>
+        <w:t>，</w:t>
+      </w:r>
+      <w:r>
+        <w:rPr>
+          <w:lang w:val="zh_TW" w:bidi="zh_TW"/>
+        </w:rPr>
+        <w:t>2:7</w:t>
+      </w:r>
+      <w:r>
+        <w:rPr>
+          <w:lang w:val="zh_TW" w:bidi="zh_TW"/>
+        </w:rPr>
+        <w:t>，</w:t>
+      </w:r>
+      <w:r>
+        <w:rPr>
+          <w:lang w:val="zh_TW" w:bidi="zh_TW"/>
+        </w:rPr>
+        <w:t>8:2–3</w:t>
+      </w:r>
+      <w:r>
+        <w:rPr>
+          <w:lang w:val="zh_TW" w:bidi="zh_TW"/>
+        </w:rPr>
+        <w:t>，</w:t>
+      </w:r>
+      <w:r>
+        <w:rPr>
+          <w:lang w:val="zh_TW" w:bidi="zh_TW"/>
+        </w:rPr>
+        <w:t>9:9</w:t>
+      </w:r>
       <w:r>
         <w:rPr>
           <w:lang w:val="zh_TW" w:bidi="zh_TW"/>
         </w:rPr>
         <w:t>；</w:t>
       </w:r>
-      <w:hyperlink r:id="rId108">
-        <w:r>
-          <w:rPr>
-            <w:lang w:val="zh_TW" w:bidi="zh_TW"/>
-          </w:rPr>
-          <w:rPr>
-            <w:color w:val="0000EE"/>
-            <w:u w:val="single"/>
-          </w:rPr>
-          <w:t>來12:22</w:t>
-        </w:r>
-      </w:hyperlink>
+      <w:r>
+        <w:rPr>
+          <w:lang w:val="zh_TW" w:bidi="zh_TW"/>
+        </w:rPr>
+        <w:t>來12:22</w:t>
+      </w:r>
       <w:r>
         <w:rPr>
           <w:lang w:val="zh_TW" w:bidi="zh_TW"/>
         </w:rPr>
         <w:t>；</w:t>
       </w:r>
-      <w:hyperlink r:id="rId109">
-        <w:r>
-          <w:rPr>
-            <w:lang w:val="zh_TW" w:bidi="zh_TW"/>
-          </w:rPr>
-          <w:rPr>
-            <w:color w:val="0000EE"/>
-            <w:u w:val="single"/>
-          </w:rPr>
-          <w:t>啟14:1</w:t>
-        </w:r>
-      </w:hyperlink>
+      <w:r>
+        <w:rPr>
+          <w:lang w:val="zh_TW" w:bidi="zh_TW"/>
+        </w:rPr>
+        <w:t>啟14:1</w:t>
+      </w:r>
       <w:r>
         <w:rPr>
           <w:lang w:val="zh_TW" w:bidi="zh_TW"/>
@@ -2455,36 +1795,24 @@
         </w:rPr>
         <w:t>洗禮是基督教初期以來的重要儀式（</w:t>
       </w:r>
-      <w:hyperlink r:id="rId110">
-        <w:r>
-          <w:rPr>
-            <w:lang w:val="zh_TW" w:bidi="zh_TW"/>
-          </w:rPr>
-          <w:rPr>
-            <w:color w:val="0000EE"/>
-            <w:u w:val="single"/>
-          </w:rPr>
-          <w:t>徒2:38</w:t>
-        </w:r>
-      </w:hyperlink>
+      <w:r>
+        <w:rPr>
+          <w:lang w:val="zh_TW" w:bidi="zh_TW"/>
+        </w:rPr>
+        <w:t>徒2:38</w:t>
+      </w:r>
       <w:r>
         <w:rPr>
           <w:lang w:val="zh_TW" w:bidi="zh_TW"/>
         </w:rPr>
         <w:t>）。在猶太教中，「洗禮」與「施洗」是指一種宗教上的潔淨禮。根據摩西律法，人若在禮儀上不潔，必須用水潔淨（</w:t>
       </w:r>
-      <w:hyperlink r:id="rId111">
-        <w:r>
-          <w:rPr>
-            <w:lang w:val="zh_TW" w:bidi="zh_TW"/>
-          </w:rPr>
-          <w:rPr>
-            <w:color w:val="0000EE"/>
-            <w:u w:val="single"/>
-          </w:rPr>
-          <w:t>民19:14–19</w:t>
-        </w:r>
-      </w:hyperlink>
+      <w:r>
+        <w:rPr>
+          <w:lang w:val="zh_TW" w:bidi="zh_TW"/>
+        </w:rPr>
+        <w:t>民19:14–19</w:t>
+      </w:r>
       <w:r>
         <w:rPr>
           <w:lang w:val="zh_TW" w:bidi="zh_TW"/>
@@ -2558,54 +1886,36 @@
         </w:rPr>
         <w:t>施洗約翰傳講「悔改的洗禮，使罪得赦」（</w:t>
       </w:r>
-      <w:hyperlink r:id="rId112">
-        <w:r>
-          <w:rPr>
-            <w:lang w:val="zh_TW" w:bidi="zh_TW"/>
-          </w:rPr>
-          <w:rPr>
-            <w:color w:val="0000EE"/>
-            <w:u w:val="single"/>
-          </w:rPr>
-          <w:t>路3:3</w:t>
-        </w:r>
-      </w:hyperlink>
+      <w:r>
+        <w:rPr>
+          <w:lang w:val="zh_TW" w:bidi="zh_TW"/>
+        </w:rPr>
+        <w:t>路3:3</w:t>
+      </w:r>
       <w:r>
         <w:rPr>
           <w:lang w:val="zh_TW" w:bidi="zh_TW"/>
         </w:rPr>
         <w:t>）。他的洗禮在屬靈上預備人心，迎接神所揀選的彌賽亞（</w:t>
       </w:r>
-      <w:hyperlink r:id="rId113">
-        <w:r>
-          <w:rPr>
-            <w:lang w:val="zh_TW" w:bidi="zh_TW"/>
-          </w:rPr>
-          <w:rPr>
-            <w:color w:val="0000EE"/>
-            <w:u w:val="single"/>
-          </w:rPr>
-          <w:t>路3:4–6</w:t>
-        </w:r>
-      </w:hyperlink>
+      <w:r>
+        <w:rPr>
+          <w:lang w:val="zh_TW" w:bidi="zh_TW"/>
+        </w:rPr>
+        <w:t>路3:4–6</w:t>
+      </w:r>
       <w:r>
         <w:rPr>
           <w:lang w:val="zh_TW" w:bidi="zh_TW"/>
         </w:rPr>
         <w:t>）。凡接受他洗禮並悔改的人，便預備好領受耶穌的信息（</w:t>
       </w:r>
-      <w:hyperlink r:id="rId114">
-        <w:r>
-          <w:rPr>
-            <w:lang w:val="zh_TW" w:bidi="zh_TW"/>
-          </w:rPr>
-          <w:rPr>
-            <w:color w:val="0000EE"/>
-            <w:u w:val="single"/>
-          </w:rPr>
-          <w:t>路7:29–30</w:t>
-        </w:r>
-      </w:hyperlink>
+      <w:r>
+        <w:rPr>
+          <w:lang w:val="zh_TW" w:bidi="zh_TW"/>
+        </w:rPr>
+        <w:t>路7:29–30</w:t>
+      </w:r>
       <w:r>
         <w:rPr>
           <w:lang w:val="zh_TW" w:bidi="zh_TW"/>
@@ -2626,72 +1936,48 @@
         </w:rPr>
         <w:t>耶穌復活後，吩咐門徒為新信徒施洗 （</w:t>
       </w:r>
-      <w:hyperlink r:id="rId115">
-        <w:r>
-          <w:rPr>
-            <w:lang w:val="zh_TW" w:bidi="zh_TW"/>
-          </w:rPr>
-          <w:rPr>
-            <w:color w:val="0000EE"/>
-            <w:u w:val="single"/>
-          </w:rPr>
-          <w:t>太28:19</w:t>
-        </w:r>
-      </w:hyperlink>
+      <w:r>
+        <w:rPr>
+          <w:lang w:val="zh_TW" w:bidi="zh_TW"/>
+        </w:rPr>
+        <w:t>太28:19</w:t>
+      </w:r>
       <w:r>
         <w:rPr>
           <w:lang w:val="zh_TW" w:bidi="zh_TW"/>
         </w:rPr>
         <w:t>）。基督徒的洗禮象徵與基督同死同復活，表明脫離舊生命，開始新生命（</w:t>
       </w:r>
-      <w:hyperlink r:id="rId116">
-        <w:r>
-          <w:rPr>
-            <w:lang w:val="zh_TW" w:bidi="zh_TW"/>
-          </w:rPr>
-          <w:rPr>
-            <w:color w:val="0000EE"/>
-            <w:u w:val="single"/>
-          </w:rPr>
-          <w:t>羅6:1–4</w:t>
-        </w:r>
-      </w:hyperlink>
+      <w:r>
+        <w:rPr>
+          <w:lang w:val="zh_TW" w:bidi="zh_TW"/>
+        </w:rPr>
+        <w:t>羅6:1–4</w:t>
+      </w:r>
       <w:r>
         <w:rPr>
           <w:lang w:val="zh_TW" w:bidi="zh_TW"/>
         </w:rPr>
         <w:t>；</w:t>
       </w:r>
-      <w:hyperlink r:id="rId117">
-        <w:r>
-          <w:rPr>
-            <w:lang w:val="zh_TW" w:bidi="zh_TW"/>
-          </w:rPr>
-          <w:rPr>
-            <w:color w:val="0000EE"/>
-            <w:u w:val="single"/>
-          </w:rPr>
-          <w:t>西2:12</w:t>
-        </w:r>
-      </w:hyperlink>
+      <w:r>
+        <w:rPr>
+          <w:lang w:val="zh_TW" w:bidi="zh_TW"/>
+        </w:rPr>
+        <w:t>西2:12</w:t>
+      </w:r>
       <w:r>
         <w:rPr>
           <w:lang w:val="zh_TW" w:bidi="zh_TW"/>
         </w:rPr>
         <w:t>）。洗禮也表明信徒與基督及祂的教會之間的屬靈聯合（</w:t>
       </w:r>
-      <w:hyperlink r:id="rId118">
-        <w:r>
-          <w:rPr>
-            <w:lang w:val="zh_TW" w:bidi="zh_TW"/>
-          </w:rPr>
-          <w:rPr>
-            <w:color w:val="0000EE"/>
-            <w:u w:val="single"/>
-          </w:rPr>
-          <w:t>加3:27</w:t>
-        </w:r>
-      </w:hyperlink>
+      <w:r>
+        <w:rPr>
+          <w:lang w:val="zh_TW" w:bidi="zh_TW"/>
+        </w:rPr>
+        <w:t>加3:27</w:t>
+      </w:r>
       <w:r>
         <w:rPr>
           <w:lang w:val="zh_TW" w:bidi="zh_TW"/>
@@ -2712,120 +1998,78 @@
         </w:rPr>
         <w:t>洗禮是加入基督徒群體的儀式。許多人認為基督徒的洗禮取代了舊約中的割禮，割禮是在舊約之下進入以色列群體的記號（見</w:t>
       </w:r>
-      <w:hyperlink r:id="rId119">
-        <w:r>
-          <w:rPr>
-            <w:lang w:val="zh_TW" w:bidi="zh_TW"/>
-          </w:rPr>
-          <w:rPr>
-            <w:color w:val="0000EE"/>
-            <w:u w:val="single"/>
-          </w:rPr>
-          <w:t>西2:11–12</w:t>
-        </w:r>
-      </w:hyperlink>
+      <w:r>
+        <w:rPr>
+          <w:lang w:val="zh_TW" w:bidi="zh_TW"/>
+        </w:rPr>
+        <w:t>西2:11–12</w:t>
+      </w:r>
       <w:r>
         <w:rPr>
           <w:lang w:val="zh_TW" w:bidi="zh_TW"/>
         </w:rPr>
         <w:t>）。無論是否與舊約割禮直接相連，洗禮都象徵一顆被改變的心志，以及因神赦罪所帶來的「無虧的良心」（</w:t>
       </w:r>
-      <w:hyperlink r:id="rId120">
-        <w:r>
-          <w:rPr>
-            <w:lang w:val="zh_TW" w:bidi="zh_TW"/>
-          </w:rPr>
-          <w:rPr>
-            <w:color w:val="0000EE"/>
-            <w:u w:val="single"/>
-          </w:rPr>
-          <w:t>彼前3:21</w:t>
-        </w:r>
-      </w:hyperlink>
+      <w:r>
+        <w:rPr>
+          <w:lang w:val="zh_TW" w:bidi="zh_TW"/>
+        </w:rPr>
+        <w:t>彼前3:21</w:t>
+      </w:r>
       <w:r>
         <w:rPr>
           <w:lang w:val="zh_TW" w:bidi="zh_TW"/>
         </w:rPr>
         <w:t>；參</w:t>
       </w:r>
-      <w:hyperlink r:id="rId121">
-        <w:r>
-          <w:rPr>
-            <w:lang w:val="zh_TW" w:bidi="zh_TW"/>
-          </w:rPr>
-          <w:rPr>
-            <w:color w:val="0000EE"/>
-            <w:u w:val="single"/>
-          </w:rPr>
-          <w:t>申10:16，</w:t>
-        </w:r>
-      </w:hyperlink>
-      <w:hyperlink r:id="rId122">
-        <w:r>
-          <w:rPr>
-            <w:lang w:val="zh_TW" w:bidi="zh_TW"/>
-          </w:rPr>
-          <w:rPr>
-            <w:color w:val="0000EE"/>
-            <w:u w:val="single"/>
-          </w:rPr>
-          <w:t>30:6</w:t>
-        </w:r>
-      </w:hyperlink>
+      <w:r>
+        <w:rPr>
+          <w:lang w:val="zh_TW" w:bidi="zh_TW"/>
+        </w:rPr>
+        <w:t>申10:16，</w:t>
+      </w:r>
+      <w:r>
+        <w:rPr>
+          <w:lang w:val="zh_TW" w:bidi="zh_TW"/>
+        </w:rPr>
+        <w:t>30:6</w:t>
+      </w:r>
       <w:r>
         <w:rPr>
           <w:lang w:val="zh_TW" w:bidi="zh_TW"/>
         </w:rPr>
         <w:t>；</w:t>
       </w:r>
-      <w:hyperlink r:id="rId123">
-        <w:r>
-          <w:rPr>
-            <w:lang w:val="zh_TW" w:bidi="zh_TW"/>
-          </w:rPr>
-          <w:rPr>
-            <w:color w:val="0000EE"/>
-            <w:u w:val="single"/>
-          </w:rPr>
-          <w:t>耶4:4</w:t>
-        </w:r>
-      </w:hyperlink>
+      <w:r>
+        <w:rPr>
+          <w:lang w:val="zh_TW" w:bidi="zh_TW"/>
+        </w:rPr>
+        <w:t>耶4:4</w:t>
+      </w:r>
       <w:r>
         <w:rPr>
           <w:lang w:val="zh_TW" w:bidi="zh_TW"/>
         </w:rPr>
         <w:t>；</w:t>
       </w:r>
-      <w:hyperlink r:id="rId124">
-        <w:r>
-          <w:rPr>
-            <w:lang w:val="zh_TW" w:bidi="zh_TW"/>
-          </w:rPr>
-          <w:rPr>
-            <w:color w:val="0000EE"/>
-            <w:u w:val="single"/>
-          </w:rPr>
-          <w:t>羅2:28–29</w:t>
-        </w:r>
-      </w:hyperlink>
+      <w:r>
+        <w:rPr>
+          <w:lang w:val="zh_TW" w:bidi="zh_TW"/>
+        </w:rPr>
+        <w:t>羅2:28–29</w:t>
+      </w:r>
       <w:r>
         <w:rPr>
           <w:lang w:val="zh_TW" w:bidi="zh_TW"/>
         </w:rPr>
         <w:t>；</w:t>
       </w:r>
-      <w:hyperlink r:id="rId125">
-        <w:r>
-          <w:rPr>
-            <w:lang w:val="zh_TW" w:bidi="zh_TW"/>
-          </w:rPr>
-          <w:rPr>
-            <w:color w:val="0000EE"/>
-            <w:u w:val="single"/>
-          </w:rPr>
-          <w:t>腓3:3</w:t>
-        </w:r>
-      </w:hyperlink>
+      <w:r>
+        <w:rPr>
+          <w:lang w:val="zh_TW" w:bidi="zh_TW"/>
+        </w:rPr>
+        <w:t>腓3:3</w:t>
+      </w:r>
       <w:r>
         <w:rPr>
           <w:lang w:val="zh_TW" w:bidi="zh_TW"/>
@@ -2846,204 +2090,120 @@
         </w:rPr>
         <w:t>基督徒的洗禮是一種象徵罪得赦免的潔淨禮（</w:t>
       </w:r>
-      <w:hyperlink r:id="rId110">
-        <w:r>
-          <w:rPr>
-            <w:lang w:val="zh_TW" w:bidi="zh_TW"/>
-          </w:rPr>
-          <w:rPr>
-            <w:color w:val="0000EE"/>
-            <w:u w:val="single"/>
-          </w:rPr>
-          <w:t>徒2:38，</w:t>
-        </w:r>
-      </w:hyperlink>
-      <w:hyperlink r:id="rId126">
-        <w:r>
-          <w:rPr>
-            <w:lang w:val="zh_TW" w:bidi="zh_TW"/>
-          </w:rPr>
-          <w:rPr>
-            <w:color w:val="0000EE"/>
-            <w:u w:val="single"/>
-          </w:rPr>
-          <w:t>10:43，</w:t>
-        </w:r>
-      </w:hyperlink>
-      <w:hyperlink r:id="rId127">
-        <w:r>
-          <w:rPr>
-            <w:lang w:val="zh_TW" w:bidi="zh_TW"/>
-          </w:rPr>
-          <w:rPr>
-            <w:color w:val="0000EE"/>
-            <w:u w:val="single"/>
-          </w:rPr>
-          <w:t>13:38，</w:t>
-        </w:r>
-      </w:hyperlink>
-      <w:hyperlink r:id="rId128">
-        <w:r>
-          <w:rPr>
-            <w:lang w:val="zh_TW" w:bidi="zh_TW"/>
-          </w:rPr>
-          <w:rPr>
-            <w:color w:val="0000EE"/>
-            <w:u w:val="single"/>
-          </w:rPr>
-          <w:t>26:17–18</w:t>
-        </w:r>
-      </w:hyperlink>
+      <w:r>
+        <w:rPr>
+          <w:lang w:val="zh_TW" w:bidi="zh_TW"/>
+        </w:rPr>
+        <w:t>徒2:38，</w:t>
+      </w:r>
+      <w:r>
+        <w:rPr>
+          <w:lang w:val="zh_TW" w:bidi="zh_TW"/>
+        </w:rPr>
+        <w:t>10:43，</w:t>
+      </w:r>
+      <w:r>
+        <w:rPr>
+          <w:lang w:val="zh_TW" w:bidi="zh_TW"/>
+        </w:rPr>
+        <w:t>13:38，</w:t>
+      </w:r>
+      <w:r>
+        <w:rPr>
+          <w:lang w:val="zh_TW" w:bidi="zh_TW"/>
+        </w:rPr>
+        <w:t>26:17–18</w:t>
+      </w:r>
       <w:r>
         <w:rPr>
           <w:lang w:val="zh_TW" w:bidi="zh_TW"/>
         </w:rPr>
         <w:t>）。洗禮同時也代表領受聖靈（</w:t>
       </w:r>
-      <w:hyperlink r:id="rId110">
-        <w:r>
-          <w:rPr>
-            <w:lang w:val="zh_TW" w:bidi="zh_TW"/>
-          </w:rPr>
-          <w:rPr>
-            <w:color w:val="0000EE"/>
-            <w:u w:val="single"/>
-          </w:rPr>
-          <w:t>2:38，</w:t>
-        </w:r>
-      </w:hyperlink>
-      <w:hyperlink r:id="rId129">
-        <w:r>
-          <w:rPr>
-            <w:lang w:val="zh_TW" w:bidi="zh_TW"/>
-          </w:rPr>
-          <w:rPr>
-            <w:color w:val="0000EE"/>
-            <w:u w:val="single"/>
-          </w:rPr>
-          <w:t>9:17–18，</w:t>
-        </w:r>
-      </w:hyperlink>
-      <w:hyperlink r:id="rId130">
-        <w:r>
-          <w:rPr>
-            <w:lang w:val="zh_TW" w:bidi="zh_TW"/>
-          </w:rPr>
-          <w:rPr>
-            <w:color w:val="0000EE"/>
-            <w:u w:val="single"/>
-          </w:rPr>
-          <w:t>10:47–48，</w:t>
-        </w:r>
-      </w:hyperlink>
-      <w:hyperlink r:id="rId131">
-        <w:r>
-          <w:rPr>
-            <w:lang w:val="zh_TW" w:bidi="zh_TW"/>
-          </w:rPr>
-          <w:rPr>
-            <w:color w:val="0000EE"/>
-            <w:u w:val="single"/>
-          </w:rPr>
-          <w:t>11:15–17，</w:t>
-        </w:r>
-      </w:hyperlink>
-      <w:hyperlink r:id="rId132">
-        <w:r>
-          <w:rPr>
-            <w:lang w:val="zh_TW" w:bidi="zh_TW"/>
-          </w:rPr>
-          <w:rPr>
-            <w:color w:val="0000EE"/>
-            <w:u w:val="single"/>
-          </w:rPr>
-          <w:t>19:5–7</w:t>
-        </w:r>
-      </w:hyperlink>
+      <w:r>
+        <w:rPr>
+          <w:lang w:val="zh_TW" w:bidi="zh_TW"/>
+        </w:rPr>
+        <w:t>2:38，</w:t>
+      </w:r>
+      <w:r>
+        <w:rPr>
+          <w:lang w:val="zh_TW" w:bidi="zh_TW"/>
+        </w:rPr>
+        <w:t>9:17–18，</w:t>
+      </w:r>
+      <w:r>
+        <w:rPr>
+          <w:lang w:val="zh_TW" w:bidi="zh_TW"/>
+        </w:rPr>
+        <w:t>10:47–48，</w:t>
+      </w:r>
+      <w:r>
+        <w:rPr>
+          <w:lang w:val="zh_TW" w:bidi="zh_TW"/>
+        </w:rPr>
+        <w:t>11:15–17，</w:t>
+      </w:r>
+      <w:r>
+        <w:rPr>
+          <w:lang w:val="zh_TW" w:bidi="zh_TW"/>
+        </w:rPr>
+        <w:t>19:5–7</w:t>
+      </w:r>
       <w:r>
         <w:rPr>
           <w:lang w:val="zh_TW" w:bidi="zh_TW"/>
         </w:rPr>
         <w:t>；</w:t>
       </w:r>
-      <w:hyperlink r:id="rId133">
-        <w:r>
-          <w:rPr>
-            <w:lang w:val="zh_TW" w:bidi="zh_TW"/>
-          </w:rPr>
-          <w:rPr>
-            <w:color w:val="0000EE"/>
-            <w:u w:val="single"/>
-          </w:rPr>
-          <w:t>路3:16</w:t>
-        </w:r>
-      </w:hyperlink>
+      <w:r>
+        <w:rPr>
+          <w:lang w:val="zh_TW" w:bidi="zh_TW"/>
+        </w:rPr>
+        <w:t>路3:16</w:t>
+      </w:r>
       <w:r>
         <w:rPr>
           <w:lang w:val="zh_TW" w:bidi="zh_TW"/>
         </w:rPr>
         <w:t>）。許多信徒相信，洗禮是聖靈內在「印記」的外在記號，是神賜給祂忠心子民、關乎永恆基業的「憑據」（</w:t>
       </w:r>
-      <w:hyperlink r:id="rId134">
-        <w:r>
-          <w:rPr>
-            <w:lang w:val="zh_TW" w:bidi="zh_TW"/>
-          </w:rPr>
-          <w:rPr>
-            <w:color w:val="0000EE"/>
-            <w:u w:val="single"/>
-          </w:rPr>
-          <w:t>林後1:21–22</w:t>
-        </w:r>
-      </w:hyperlink>
+      <w:r>
+        <w:rPr>
+          <w:lang w:val="zh_TW" w:bidi="zh_TW"/>
+        </w:rPr>
+        <w:t>林後1:21–22</w:t>
+      </w:r>
       <w:r>
         <w:rPr>
           <w:lang w:val="zh_TW" w:bidi="zh_TW"/>
         </w:rPr>
         <w:t>；</w:t>
       </w:r>
-      <w:hyperlink r:id="rId135">
-        <w:r>
-          <w:rPr>
-            <w:lang w:val="zh_TW" w:bidi="zh_TW"/>
-          </w:rPr>
-          <w:rPr>
-            <w:color w:val="0000EE"/>
-            <w:u w:val="single"/>
-          </w:rPr>
-          <w:t>弗1:13–14，</w:t>
-        </w:r>
-      </w:hyperlink>
-      <w:hyperlink r:id="rId136">
-        <w:r>
-          <w:rPr>
-            <w:lang w:val="zh_TW" w:bidi="zh_TW"/>
-          </w:rPr>
-          <w:rPr>
-            <w:color w:val="0000EE"/>
-            <w:u w:val="single"/>
-          </w:rPr>
-          <w:t>4:30</w:t>
-        </w:r>
-      </w:hyperlink>
+      <w:r>
+        <w:rPr>
+          <w:lang w:val="zh_TW" w:bidi="zh_TW"/>
+        </w:rPr>
+        <w:t>弗1:13–14，</w:t>
+      </w:r>
+      <w:r>
+        <w:rPr>
+          <w:lang w:val="zh_TW" w:bidi="zh_TW"/>
+        </w:rPr>
+        <w:t>4:30</w:t>
+      </w:r>
       <w:r>
         <w:rPr>
           <w:lang w:val="zh_TW" w:bidi="zh_TW"/>
         </w:rPr>
         <w:t>；</w:t>
       </w:r>
-      <w:hyperlink r:id="rId137">
-        <w:r>
-          <w:rPr>
-            <w:lang w:val="zh_TW" w:bidi="zh_TW"/>
-          </w:rPr>
-          <w:rPr>
-            <w:color w:val="0000EE"/>
-            <w:u w:val="single"/>
-          </w:rPr>
-          <w:t>多3:5</w:t>
-        </w:r>
-      </w:hyperlink>
+      <w:r>
+        <w:rPr>
+          <w:lang w:val="zh_TW" w:bidi="zh_TW"/>
+        </w:rPr>
+        <w:t>多3:5</w:t>
+      </w:r>
       <w:r>
         <w:rPr>
           <w:lang w:val="zh_TW" w:bidi="zh_TW"/>
@@ -3073,738 +2233,468 @@
           <w:lang w:val="zh_TW" w:bidi="zh_TW"/>
         </w:rPr>
       </w:r>
-      <w:hyperlink r:id="rId138">
-        <w:r>
-          <w:rPr>
-            <w:lang w:val="zh_TW" w:bidi="zh_TW"/>
-          </w:rPr>
-          <w:rPr>
-            <w:color w:val="0000EE"/>
-            <w:u w:val="single"/>
-          </w:rPr>
-          <w:t>太3:6–16</w:t>
-        </w:r>
-      </w:hyperlink>
-      <w:r>
-        <w:rPr>
-          <w:lang w:val="zh_TW" w:bidi="zh_TW"/>
-        </w:rPr>
-        <w:t>，</w:t>
-      </w:r>
-      <w:hyperlink r:id="rId139">
-        <w:r>
-          <w:rPr>
-            <w:lang w:val="zh_TW" w:bidi="zh_TW"/>
-          </w:rPr>
-          <w:rPr>
-            <w:color w:val="0000EE"/>
-            <w:u w:val="single"/>
-          </w:rPr>
-          <w:t>21:25</w:t>
-        </w:r>
-      </w:hyperlink>
-      <w:r>
-        <w:rPr>
-          <w:lang w:val="zh_TW" w:bidi="zh_TW"/>
-        </w:rPr>
-        <w:t>，</w:t>
-      </w:r>
-      <w:hyperlink r:id="rId115">
-        <w:r>
-          <w:rPr>
-            <w:lang w:val="zh_TW" w:bidi="zh_TW"/>
-          </w:rPr>
-          <w:rPr>
-            <w:color w:val="0000EE"/>
-            <w:u w:val="single"/>
-          </w:rPr>
-          <w:t>28:19；</w:t>
-        </w:r>
-      </w:hyperlink>
-      <w:hyperlink r:id="rId140">
-        <w:r>
-          <w:rPr>
-            <w:lang w:val="zh_TW" w:bidi="zh_TW"/>
-          </w:rPr>
-          <w:rPr>
-            <w:color w:val="0000EE"/>
-            <w:u w:val="single"/>
-          </w:rPr>
-          <w:t>可1:4–9</w:t>
-        </w:r>
-      </w:hyperlink>
-      <w:r>
-        <w:rPr>
-          <w:lang w:val="zh_TW" w:bidi="zh_TW"/>
-        </w:rPr>
-        <w:t>，</w:t>
-      </w:r>
-      <w:hyperlink r:id="rId141">
-        <w:r>
-          <w:rPr>
-            <w:lang w:val="zh_TW" w:bidi="zh_TW"/>
-          </w:rPr>
-          <w:rPr>
-            <w:color w:val="0000EE"/>
-            <w:u w:val="single"/>
-          </w:rPr>
-          <w:t>10:38–39</w:t>
-        </w:r>
-      </w:hyperlink>
-      <w:r>
-        <w:rPr>
-          <w:lang w:val="zh_TW" w:bidi="zh_TW"/>
-        </w:rPr>
-        <w:t>，</w:t>
-      </w:r>
-      <w:hyperlink r:id="rId142">
-        <w:r>
-          <w:rPr>
-            <w:lang w:val="zh_TW" w:bidi="zh_TW"/>
-          </w:rPr>
-          <w:rPr>
-            <w:color w:val="0000EE"/>
-            <w:u w:val="single"/>
-          </w:rPr>
-          <w:t>11:30</w:t>
-        </w:r>
-      </w:hyperlink>
-      <w:r>
-        <w:rPr>
-          <w:lang w:val="zh_TW" w:bidi="zh_TW"/>
-        </w:rPr>
-        <w:t>，</w:t>
-      </w:r>
-      <w:hyperlink r:id="rId143">
-        <w:r>
-          <w:rPr>
-            <w:lang w:val="zh_TW" w:bidi="zh_TW"/>
-          </w:rPr>
-          <w:rPr>
-            <w:color w:val="0000EE"/>
-            <w:u w:val="single"/>
-          </w:rPr>
-          <w:t>16:16；</w:t>
-        </w:r>
-      </w:hyperlink>
-      <w:hyperlink r:id="rId144">
-        <w:r>
-          <w:rPr>
-            <w:lang w:val="zh_TW" w:bidi="zh_TW"/>
-          </w:rPr>
-          <w:rPr>
-            <w:color w:val="0000EE"/>
-            <w:u w:val="single"/>
-          </w:rPr>
-          <w:t>路3:3–22</w:t>
-        </w:r>
-      </w:hyperlink>
-      <w:r>
-        <w:rPr>
-          <w:lang w:val="zh_TW" w:bidi="zh_TW"/>
-        </w:rPr>
-        <w:t>，</w:t>
-      </w:r>
-      <w:hyperlink r:id="rId114">
-        <w:r>
-          <w:rPr>
-            <w:lang w:val="zh_TW" w:bidi="zh_TW"/>
-          </w:rPr>
-          <w:rPr>
-            <w:color w:val="0000EE"/>
-            <w:u w:val="single"/>
-          </w:rPr>
-          <w:t>7:29–30</w:t>
-        </w:r>
-      </w:hyperlink>
-      <w:r>
-        <w:rPr>
-          <w:lang w:val="zh_TW" w:bidi="zh_TW"/>
-        </w:rPr>
-        <w:t>，</w:t>
-      </w:r>
-      <w:hyperlink r:id="rId145">
-        <w:r>
-          <w:rPr>
-            <w:lang w:val="zh_TW" w:bidi="zh_TW"/>
-          </w:rPr>
-          <w:rPr>
-            <w:color w:val="0000EE"/>
-            <w:u w:val="single"/>
-          </w:rPr>
-          <w:t>12:50</w:t>
-        </w:r>
-      </w:hyperlink>
-      <w:r>
-        <w:rPr>
-          <w:lang w:val="zh_TW" w:bidi="zh_TW"/>
-        </w:rPr>
-        <w:t>，</w:t>
-      </w:r>
-      <w:hyperlink r:id="rId146">
-        <w:r>
-          <w:rPr>
-            <w:lang w:val="zh_TW" w:bidi="zh_TW"/>
-          </w:rPr>
-          <w:rPr>
-            <w:color w:val="0000EE"/>
-            <w:u w:val="single"/>
-          </w:rPr>
-          <w:t>20:4；</w:t>
-        </w:r>
-      </w:hyperlink>
-      <w:hyperlink r:id="rId147">
-        <w:r>
-          <w:rPr>
-            <w:lang w:val="zh_TW" w:bidi="zh_TW"/>
-          </w:rPr>
-          <w:rPr>
-            <w:color w:val="0000EE"/>
-            <w:u w:val="single"/>
-          </w:rPr>
-          <w:t>約1:25–36</w:t>
-        </w:r>
-      </w:hyperlink>
-      <w:r>
-        <w:rPr>
-          <w:lang w:val="zh_TW" w:bidi="zh_TW"/>
-        </w:rPr>
-        <w:t>，</w:t>
-      </w:r>
-      <w:hyperlink r:id="rId148">
-        <w:r>
-          <w:rPr>
-            <w:lang w:val="zh_TW" w:bidi="zh_TW"/>
-          </w:rPr>
-          <w:rPr>
-            <w:color w:val="0000EE"/>
-            <w:u w:val="single"/>
-          </w:rPr>
-          <w:t>3:22–23</w:t>
-        </w:r>
-      </w:hyperlink>
+      <w:r>
+        <w:rPr>
+          <w:lang w:val="zh_TW" w:bidi="zh_TW"/>
+        </w:rPr>
+        <w:t>太3:6–16</w:t>
+      </w:r>
+      <w:r>
+        <w:rPr>
+          <w:lang w:val="zh_TW" w:bidi="zh_TW"/>
+        </w:rPr>
+        <w:t>，</w:t>
+      </w:r>
+      <w:r>
+        <w:rPr>
+          <w:lang w:val="zh_TW" w:bidi="zh_TW"/>
+        </w:rPr>
+        <w:t>21:25</w:t>
+      </w:r>
+      <w:r>
+        <w:rPr>
+          <w:lang w:val="zh_TW" w:bidi="zh_TW"/>
+        </w:rPr>
+        <w:t>，</w:t>
+      </w:r>
+      <w:r>
+        <w:rPr>
+          <w:lang w:val="zh_TW" w:bidi="zh_TW"/>
+        </w:rPr>
+        <w:t>28:19；</w:t>
+      </w:r>
+      <w:r>
+        <w:rPr>
+          <w:lang w:val="zh_TW" w:bidi="zh_TW"/>
+        </w:rPr>
+        <w:t>可1:4–9</w:t>
+      </w:r>
+      <w:r>
+        <w:rPr>
+          <w:lang w:val="zh_TW" w:bidi="zh_TW"/>
+        </w:rPr>
+        <w:t>，</w:t>
+      </w:r>
+      <w:r>
+        <w:rPr>
+          <w:lang w:val="zh_TW" w:bidi="zh_TW"/>
+        </w:rPr>
+        <w:t>10:38–39</w:t>
+      </w:r>
+      <w:r>
+        <w:rPr>
+          <w:lang w:val="zh_TW" w:bidi="zh_TW"/>
+        </w:rPr>
+        <w:t>，</w:t>
+      </w:r>
+      <w:r>
+        <w:rPr>
+          <w:lang w:val="zh_TW" w:bidi="zh_TW"/>
+        </w:rPr>
+        <w:t>11:30</w:t>
+      </w:r>
+      <w:r>
+        <w:rPr>
+          <w:lang w:val="zh_TW" w:bidi="zh_TW"/>
+        </w:rPr>
+        <w:t>，</w:t>
+      </w:r>
+      <w:r>
+        <w:rPr>
+          <w:lang w:val="zh_TW" w:bidi="zh_TW"/>
+        </w:rPr>
+        <w:t>16:16；</w:t>
+      </w:r>
+      <w:r>
+        <w:rPr>
+          <w:lang w:val="zh_TW" w:bidi="zh_TW"/>
+        </w:rPr>
+        <w:t>路3:3–22</w:t>
+      </w:r>
+      <w:r>
+        <w:rPr>
+          <w:lang w:val="zh_TW" w:bidi="zh_TW"/>
+        </w:rPr>
+        <w:t>，</w:t>
+      </w:r>
+      <w:r>
+        <w:rPr>
+          <w:lang w:val="zh_TW" w:bidi="zh_TW"/>
+        </w:rPr>
+        <w:t>7:29–30</w:t>
+      </w:r>
+      <w:r>
+        <w:rPr>
+          <w:lang w:val="zh_TW" w:bidi="zh_TW"/>
+        </w:rPr>
+        <w:t>，</w:t>
+      </w:r>
+      <w:r>
+        <w:rPr>
+          <w:lang w:val="zh_TW" w:bidi="zh_TW"/>
+        </w:rPr>
+        <w:t>12:50</w:t>
+      </w:r>
+      <w:r>
+        <w:rPr>
+          <w:lang w:val="zh_TW" w:bidi="zh_TW"/>
+        </w:rPr>
+        <w:t>，</w:t>
+      </w:r>
+      <w:r>
+        <w:rPr>
+          <w:lang w:val="zh_TW" w:bidi="zh_TW"/>
+        </w:rPr>
+        <w:t>20:4；</w:t>
+      </w:r>
+      <w:r>
+        <w:rPr>
+          <w:lang w:val="zh_TW" w:bidi="zh_TW"/>
+        </w:rPr>
+        <w:t>約1:25–36</w:t>
+      </w:r>
+      <w:r>
+        <w:rPr>
+          <w:lang w:val="zh_TW" w:bidi="zh_TW"/>
+        </w:rPr>
+        <w:t>，</w:t>
+      </w:r>
+      <w:r>
+        <w:rPr>
+          <w:lang w:val="zh_TW" w:bidi="zh_TW"/>
+        </w:rPr>
+        <w:t>3:22–23</w:t>
+      </w:r>
       <w:r>
         <w:rPr>
           <w:lang w:val="zh_TW" w:bidi="zh_TW"/>
         </w:rPr>
         <w:t>、</w:t>
       </w:r>
-      <w:hyperlink r:id="rId149">
-        <w:r>
-          <w:rPr>
-            <w:lang w:val="zh_TW" w:bidi="zh_TW"/>
-          </w:rPr>
-          <w:rPr>
-            <w:color w:val="0000EE"/>
-            <w:u w:val="single"/>
-          </w:rPr>
-          <w:t>26</w:t>
-        </w:r>
-      </w:hyperlink>
-      <w:r>
-        <w:rPr>
-          <w:lang w:val="zh_TW" w:bidi="zh_TW"/>
-        </w:rPr>
-        <w:t>，</w:t>
-      </w:r>
-      <w:hyperlink r:id="rId150">
-        <w:r>
-          <w:rPr>
-            <w:lang w:val="zh_TW" w:bidi="zh_TW"/>
-          </w:rPr>
-          <w:rPr>
-            <w:color w:val="0000EE"/>
-            <w:u w:val="single"/>
-          </w:rPr>
-          <w:t>4:1–2</w:t>
-        </w:r>
-      </w:hyperlink>
-      <w:r>
-        <w:rPr>
-          <w:lang w:val="zh_TW" w:bidi="zh_TW"/>
-        </w:rPr>
-        <w:t>，</w:t>
-      </w:r>
-      <w:hyperlink r:id="rId151">
-        <w:r>
-          <w:rPr>
-            <w:lang w:val="zh_TW" w:bidi="zh_TW"/>
-          </w:rPr>
-          <w:rPr>
-            <w:color w:val="0000EE"/>
-            <w:u w:val="single"/>
-          </w:rPr>
-          <w:t>10:40；</w:t>
-        </w:r>
-      </w:hyperlink>
-      <w:hyperlink r:id="rId152">
-        <w:r>
-          <w:rPr>
-            <w:lang w:val="zh_TW" w:bidi="zh_TW"/>
-          </w:rPr>
-          <w:rPr>
-            <w:color w:val="0000EE"/>
-            <w:u w:val="single"/>
-          </w:rPr>
-          <w:t>徒1:5</w:t>
-        </w:r>
-      </w:hyperlink>
+      <w:r>
+        <w:rPr>
+          <w:lang w:val="zh_TW" w:bidi="zh_TW"/>
+        </w:rPr>
+        <w:t>26</w:t>
+      </w:r>
+      <w:r>
+        <w:rPr>
+          <w:lang w:val="zh_TW" w:bidi="zh_TW"/>
+        </w:rPr>
+        <w:t>，</w:t>
+      </w:r>
+      <w:r>
+        <w:rPr>
+          <w:lang w:val="zh_TW" w:bidi="zh_TW"/>
+        </w:rPr>
+        <w:t>4:1–2</w:t>
+      </w:r>
+      <w:r>
+        <w:rPr>
+          <w:lang w:val="zh_TW" w:bidi="zh_TW"/>
+        </w:rPr>
+        <w:t>，</w:t>
+      </w:r>
+      <w:r>
+        <w:rPr>
+          <w:lang w:val="zh_TW" w:bidi="zh_TW"/>
+        </w:rPr>
+        <w:t>10:40；</w:t>
+      </w:r>
+      <w:r>
+        <w:rPr>
+          <w:lang w:val="zh_TW" w:bidi="zh_TW"/>
+        </w:rPr>
+        <w:t>徒1:5</w:t>
+      </w:r>
       <w:r>
         <w:rPr>
           <w:lang w:val="zh_TW" w:bidi="zh_TW"/>
         </w:rPr>
         <w:t>、</w:t>
       </w:r>
-      <w:hyperlink r:id="rId153">
-        <w:r>
-          <w:rPr>
-            <w:lang w:val="zh_TW" w:bidi="zh_TW"/>
-          </w:rPr>
-          <w:rPr>
-            <w:color w:val="0000EE"/>
-            <w:u w:val="single"/>
-          </w:rPr>
-          <w:t>22</w:t>
-        </w:r>
-      </w:hyperlink>
-      <w:r>
-        <w:rPr>
-          <w:lang w:val="zh_TW" w:bidi="zh_TW"/>
-        </w:rPr>
-        <w:t>，</w:t>
-      </w:r>
-      <w:hyperlink r:id="rId110">
-        <w:r>
-          <w:rPr>
-            <w:lang w:val="zh_TW" w:bidi="zh_TW"/>
-          </w:rPr>
-          <w:rPr>
-            <w:color w:val="0000EE"/>
-            <w:u w:val="single"/>
-          </w:rPr>
-          <w:t>2:38</w:t>
-        </w:r>
-      </w:hyperlink>
+      <w:r>
+        <w:rPr>
+          <w:lang w:val="zh_TW" w:bidi="zh_TW"/>
+        </w:rPr>
+        <w:t>22</w:t>
+      </w:r>
+      <w:r>
+        <w:rPr>
+          <w:lang w:val="zh_TW" w:bidi="zh_TW"/>
+        </w:rPr>
+        <w:t>，</w:t>
+      </w:r>
+      <w:r>
+        <w:rPr>
+          <w:lang w:val="zh_TW" w:bidi="zh_TW"/>
+        </w:rPr>
+        <w:t>2:38</w:t>
+      </w:r>
       <w:r>
         <w:rPr>
           <w:lang w:val="zh_TW" w:bidi="zh_TW"/>
         </w:rPr>
         <w:t>、</w:t>
       </w:r>
-      <w:hyperlink r:id="rId154">
-        <w:r>
-          <w:rPr>
-            <w:lang w:val="zh_TW" w:bidi="zh_TW"/>
-          </w:rPr>
-          <w:rPr>
-            <w:color w:val="0000EE"/>
-            <w:u w:val="single"/>
-          </w:rPr>
-          <w:t>41</w:t>
-        </w:r>
-      </w:hyperlink>
-      <w:r>
-        <w:rPr>
-          <w:lang w:val="zh_TW" w:bidi="zh_TW"/>
-        </w:rPr>
-        <w:t>，</w:t>
-      </w:r>
-      <w:hyperlink r:id="rId155">
-        <w:r>
-          <w:rPr>
-            <w:lang w:val="zh_TW" w:bidi="zh_TW"/>
-          </w:rPr>
-          <w:rPr>
-            <w:color w:val="0000EE"/>
-            <w:u w:val="single"/>
-          </w:rPr>
-          <w:t>8:12–13</w:t>
-        </w:r>
-      </w:hyperlink>
+      <w:r>
+        <w:rPr>
+          <w:lang w:val="zh_TW" w:bidi="zh_TW"/>
+        </w:rPr>
+        <w:t>41</w:t>
+      </w:r>
+      <w:r>
+        <w:rPr>
+          <w:lang w:val="zh_TW" w:bidi="zh_TW"/>
+        </w:rPr>
+        <w:t>，</w:t>
+      </w:r>
+      <w:r>
+        <w:rPr>
+          <w:lang w:val="zh_TW" w:bidi="zh_TW"/>
+        </w:rPr>
+        <w:t>8:12–13</w:t>
+      </w:r>
       <w:r>
         <w:rPr>
           <w:lang w:val="zh_TW" w:bidi="zh_TW"/>
         </w:rPr>
         <w:t>、</w:t>
       </w:r>
-      <w:hyperlink r:id="rId156">
-        <w:r>
-          <w:rPr>
-            <w:lang w:val="zh_TW" w:bidi="zh_TW"/>
-          </w:rPr>
-          <w:rPr>
-            <w:color w:val="0000EE"/>
-            <w:u w:val="single"/>
-          </w:rPr>
-          <w:t>16–17</w:t>
-        </w:r>
-      </w:hyperlink>
+      <w:r>
+        <w:rPr>
+          <w:lang w:val="zh_TW" w:bidi="zh_TW"/>
+        </w:rPr>
+        <w:t>16–17</w:t>
+      </w:r>
       <w:r>
         <w:rPr>
           <w:lang w:val="zh_TW" w:bidi="zh_TW"/>
         </w:rPr>
         <w:t>、</w:t>
       </w:r>
-      <w:hyperlink r:id="rId157">
-        <w:r>
-          <w:rPr>
-            <w:lang w:val="zh_TW" w:bidi="zh_TW"/>
-          </w:rPr>
-          <w:rPr>
-            <w:color w:val="0000EE"/>
-            <w:u w:val="single"/>
-          </w:rPr>
-          <w:t>36–38</w:t>
-        </w:r>
-      </w:hyperlink>
-      <w:r>
-        <w:rPr>
-          <w:lang w:val="zh_TW" w:bidi="zh_TW"/>
-        </w:rPr>
-        <w:t>，</w:t>
-      </w:r>
-      <w:hyperlink r:id="rId158">
-        <w:r>
-          <w:rPr>
-            <w:lang w:val="zh_TW" w:bidi="zh_TW"/>
-          </w:rPr>
-          <w:rPr>
-            <w:color w:val="0000EE"/>
-            <w:u w:val="single"/>
-          </w:rPr>
-          <w:t>9:18</w:t>
-        </w:r>
-      </w:hyperlink>
-      <w:r>
-        <w:rPr>
-          <w:lang w:val="zh_TW" w:bidi="zh_TW"/>
-        </w:rPr>
-        <w:t>，</w:t>
-      </w:r>
-      <w:hyperlink r:id="rId159">
-        <w:r>
-          <w:rPr>
-            <w:lang w:val="zh_TW" w:bidi="zh_TW"/>
-          </w:rPr>
-          <w:rPr>
-            <w:color w:val="0000EE"/>
-            <w:u w:val="single"/>
-          </w:rPr>
-          <w:t>10:37</w:t>
-        </w:r>
-      </w:hyperlink>
+      <w:r>
+        <w:rPr>
+          <w:lang w:val="zh_TW" w:bidi="zh_TW"/>
+        </w:rPr>
+        <w:t>36–38</w:t>
+      </w:r>
+      <w:r>
+        <w:rPr>
+          <w:lang w:val="zh_TW" w:bidi="zh_TW"/>
+        </w:rPr>
+        <w:t>，</w:t>
+      </w:r>
+      <w:r>
+        <w:rPr>
+          <w:lang w:val="zh_TW" w:bidi="zh_TW"/>
+        </w:rPr>
+        <w:t>9:18</w:t>
+      </w:r>
+      <w:r>
+        <w:rPr>
+          <w:lang w:val="zh_TW" w:bidi="zh_TW"/>
+        </w:rPr>
+        <w:t>，</w:t>
+      </w:r>
+      <w:r>
+        <w:rPr>
+          <w:lang w:val="zh_TW" w:bidi="zh_TW"/>
+        </w:rPr>
+        <w:t>10:37</w:t>
+      </w:r>
       <w:r>
         <w:rPr>
           <w:lang w:val="zh_TW" w:bidi="zh_TW"/>
         </w:rPr>
         <w:t>、</w:t>
       </w:r>
-      <w:hyperlink r:id="rId130">
-        <w:r>
-          <w:rPr>
-            <w:lang w:val="zh_TW" w:bidi="zh_TW"/>
-          </w:rPr>
-          <w:rPr>
-            <w:color w:val="0000EE"/>
-            <w:u w:val="single"/>
-          </w:rPr>
-          <w:t>47–48</w:t>
-        </w:r>
-      </w:hyperlink>
-      <w:r>
-        <w:rPr>
-          <w:lang w:val="zh_TW" w:bidi="zh_TW"/>
-        </w:rPr>
-        <w:t>，</w:t>
-      </w:r>
-      <w:hyperlink r:id="rId160">
-        <w:r>
-          <w:rPr>
-            <w:lang w:val="zh_TW" w:bidi="zh_TW"/>
-          </w:rPr>
-          <w:rPr>
-            <w:color w:val="0000EE"/>
-            <w:u w:val="single"/>
-          </w:rPr>
-          <w:t>11:16</w:t>
-        </w:r>
-      </w:hyperlink>
-      <w:r>
-        <w:rPr>
-          <w:lang w:val="zh_TW" w:bidi="zh_TW"/>
-        </w:rPr>
-        <w:t>，</w:t>
-      </w:r>
-      <w:hyperlink r:id="rId161">
-        <w:r>
-          <w:rPr>
-            <w:lang w:val="zh_TW" w:bidi="zh_TW"/>
-          </w:rPr>
-          <w:rPr>
-            <w:color w:val="0000EE"/>
-            <w:u w:val="single"/>
-          </w:rPr>
-          <w:t>13:24</w:t>
-        </w:r>
-      </w:hyperlink>
-      <w:r>
-        <w:rPr>
-          <w:lang w:val="zh_TW" w:bidi="zh_TW"/>
-        </w:rPr>
-        <w:t>，</w:t>
-      </w:r>
-      <w:hyperlink r:id="rId162">
-        <w:r>
-          <w:rPr>
-            <w:lang w:val="zh_TW" w:bidi="zh_TW"/>
-          </w:rPr>
-          <w:rPr>
-            <w:color w:val="0000EE"/>
-            <w:u w:val="single"/>
-          </w:rPr>
-          <w:t>16:15</w:t>
-        </w:r>
-      </w:hyperlink>
+      <w:r>
+        <w:rPr>
+          <w:lang w:val="zh_TW" w:bidi="zh_TW"/>
+        </w:rPr>
+        <w:t>47–48</w:t>
+      </w:r>
+      <w:r>
+        <w:rPr>
+          <w:lang w:val="zh_TW" w:bidi="zh_TW"/>
+        </w:rPr>
+        <w:t>，</w:t>
+      </w:r>
+      <w:r>
+        <w:rPr>
+          <w:lang w:val="zh_TW" w:bidi="zh_TW"/>
+        </w:rPr>
+        <w:t>11:16</w:t>
+      </w:r>
+      <w:r>
+        <w:rPr>
+          <w:lang w:val="zh_TW" w:bidi="zh_TW"/>
+        </w:rPr>
+        <w:t>，</w:t>
+      </w:r>
+      <w:r>
+        <w:rPr>
+          <w:lang w:val="zh_TW" w:bidi="zh_TW"/>
+        </w:rPr>
+        <w:t>13:24</w:t>
+      </w:r>
+      <w:r>
+        <w:rPr>
+          <w:lang w:val="zh_TW" w:bidi="zh_TW"/>
+        </w:rPr>
+        <w:t>，</w:t>
+      </w:r>
+      <w:r>
+        <w:rPr>
+          <w:lang w:val="zh_TW" w:bidi="zh_TW"/>
+        </w:rPr>
+        <w:t>16:15</w:t>
+      </w:r>
       <w:r>
         <w:rPr>
           <w:lang w:val="zh_TW" w:bidi="zh_TW"/>
         </w:rPr>
         <w:t>、</w:t>
       </w:r>
-      <w:hyperlink r:id="rId163">
-        <w:r>
-          <w:rPr>
-            <w:lang w:val="zh_TW" w:bidi="zh_TW"/>
-          </w:rPr>
-          <w:rPr>
-            <w:color w:val="0000EE"/>
-            <w:u w:val="single"/>
-          </w:rPr>
-          <w:t>33</w:t>
-        </w:r>
-      </w:hyperlink>
-      <w:r>
-        <w:rPr>
-          <w:lang w:val="zh_TW" w:bidi="zh_TW"/>
-        </w:rPr>
-        <w:t>，</w:t>
-      </w:r>
-      <w:hyperlink r:id="rId164">
-        <w:r>
-          <w:rPr>
-            <w:lang w:val="zh_TW" w:bidi="zh_TW"/>
-          </w:rPr>
-          <w:rPr>
-            <w:color w:val="0000EE"/>
-            <w:u w:val="single"/>
-          </w:rPr>
-          <w:t>18:8</w:t>
-        </w:r>
-      </w:hyperlink>
+      <w:r>
+        <w:rPr>
+          <w:lang w:val="zh_TW" w:bidi="zh_TW"/>
+        </w:rPr>
+        <w:t>33</w:t>
+      </w:r>
+      <w:r>
+        <w:rPr>
+          <w:lang w:val="zh_TW" w:bidi="zh_TW"/>
+        </w:rPr>
+        <w:t>，</w:t>
+      </w:r>
+      <w:r>
+        <w:rPr>
+          <w:lang w:val="zh_TW" w:bidi="zh_TW"/>
+        </w:rPr>
+        <w:t>18:8</w:t>
+      </w:r>
       <w:r>
         <w:rPr>
           <w:lang w:val="zh_TW" w:bidi="zh_TW"/>
         </w:rPr>
         <w:t>、</w:t>
       </w:r>
-      <w:hyperlink r:id="rId165">
-        <w:r>
-          <w:rPr>
-            <w:lang w:val="zh_TW" w:bidi="zh_TW"/>
-          </w:rPr>
-          <w:rPr>
-            <w:color w:val="0000EE"/>
-            <w:u w:val="single"/>
-          </w:rPr>
-          <w:t>25</w:t>
-        </w:r>
-      </w:hyperlink>
-      <w:r>
-        <w:rPr>
-          <w:lang w:val="zh_TW" w:bidi="zh_TW"/>
-        </w:rPr>
-        <w:t>，</w:t>
-      </w:r>
-      <w:hyperlink r:id="rId166">
-        <w:r>
-          <w:rPr>
-            <w:lang w:val="zh_TW" w:bidi="zh_TW"/>
-          </w:rPr>
-          <w:rPr>
-            <w:color w:val="0000EE"/>
-            <w:u w:val="single"/>
-          </w:rPr>
-          <w:t>19:1–7</w:t>
-        </w:r>
-      </w:hyperlink>
-      <w:r>
-        <w:rPr>
-          <w:lang w:val="zh_TW" w:bidi="zh_TW"/>
-        </w:rPr>
-        <w:t>，</w:t>
-      </w:r>
-      <w:hyperlink r:id="rId167">
-        <w:r>
-          <w:rPr>
-            <w:lang w:val="zh_TW" w:bidi="zh_TW"/>
-          </w:rPr>
-          <w:rPr>
-            <w:color w:val="0000EE"/>
-            <w:u w:val="single"/>
-          </w:rPr>
-          <w:t>22:16；</w:t>
-        </w:r>
-      </w:hyperlink>
-      <w:hyperlink r:id="rId168">
-        <w:r>
-          <w:rPr>
-            <w:lang w:val="zh_TW" w:bidi="zh_TW"/>
-          </w:rPr>
-          <w:rPr>
-            <w:color w:val="0000EE"/>
-            <w:u w:val="single"/>
-          </w:rPr>
-          <w:t>羅6:3–4；</w:t>
-        </w:r>
-      </w:hyperlink>
-      <w:hyperlink r:id="rId169">
-        <w:r>
-          <w:rPr>
-            <w:lang w:val="zh_TW" w:bidi="zh_TW"/>
-          </w:rPr>
-          <w:rPr>
-            <w:color w:val="0000EE"/>
-            <w:u w:val="single"/>
-          </w:rPr>
-          <w:t>林前1:13–17</w:t>
-        </w:r>
-      </w:hyperlink>
-      <w:r>
-        <w:rPr>
-          <w:lang w:val="zh_TW" w:bidi="zh_TW"/>
-        </w:rPr>
-        <w:t>，</w:t>
-      </w:r>
-      <w:hyperlink r:id="rId170">
-        <w:r>
-          <w:rPr>
-            <w:lang w:val="zh_TW" w:bidi="zh_TW"/>
-          </w:rPr>
-          <w:rPr>
-            <w:color w:val="0000EE"/>
-            <w:u w:val="single"/>
-          </w:rPr>
-          <w:t>10:2</w:t>
-        </w:r>
-      </w:hyperlink>
-      <w:r>
-        <w:rPr>
-          <w:lang w:val="zh_TW" w:bidi="zh_TW"/>
-        </w:rPr>
-        <w:t>，</w:t>
-      </w:r>
-      <w:hyperlink r:id="rId171">
-        <w:r>
-          <w:rPr>
-            <w:lang w:val="zh_TW" w:bidi="zh_TW"/>
-          </w:rPr>
-          <w:rPr>
-            <w:color w:val="0000EE"/>
-            <w:u w:val="single"/>
-          </w:rPr>
-          <w:t>12:13</w:t>
-        </w:r>
-      </w:hyperlink>
-      <w:r>
-        <w:rPr>
-          <w:lang w:val="zh_TW" w:bidi="zh_TW"/>
-        </w:rPr>
-        <w:t>，</w:t>
-      </w:r>
-      <w:hyperlink r:id="rId172">
-        <w:r>
-          <w:rPr>
-            <w:lang w:val="zh_TW" w:bidi="zh_TW"/>
-          </w:rPr>
-          <w:rPr>
-            <w:color w:val="0000EE"/>
-            <w:u w:val="single"/>
-          </w:rPr>
-          <w:t>15:29；</w:t>
-        </w:r>
-      </w:hyperlink>
-      <w:hyperlink r:id="rId118">
-        <w:r>
-          <w:rPr>
-            <w:lang w:val="zh_TW" w:bidi="zh_TW"/>
-          </w:rPr>
-          <w:rPr>
-            <w:color w:val="0000EE"/>
-            <w:u w:val="single"/>
-          </w:rPr>
-          <w:t>加3:27；</w:t>
-        </w:r>
-      </w:hyperlink>
-      <w:hyperlink r:id="rId173">
-        <w:r>
-          <w:rPr>
-            <w:lang w:val="zh_TW" w:bidi="zh_TW"/>
-          </w:rPr>
-          <w:rPr>
-            <w:color w:val="0000EE"/>
-            <w:u w:val="single"/>
-          </w:rPr>
-          <w:t>弗4:5；</w:t>
-        </w:r>
-      </w:hyperlink>
-      <w:hyperlink r:id="rId117">
-        <w:r>
-          <w:rPr>
-            <w:lang w:val="zh_TW" w:bidi="zh_TW"/>
-          </w:rPr>
-          <w:rPr>
-            <w:color w:val="0000EE"/>
-            <w:u w:val="single"/>
-          </w:rPr>
-          <w:t>西2:12；</w:t>
-        </w:r>
-      </w:hyperlink>
-      <w:hyperlink r:id="rId174">
-        <w:r>
-          <w:rPr>
-            <w:lang w:val="zh_TW" w:bidi="zh_TW"/>
-          </w:rPr>
-          <w:rPr>
-            <w:color w:val="0000EE"/>
-            <w:u w:val="single"/>
-          </w:rPr>
-          <w:t>來6:2；</w:t>
-        </w:r>
-      </w:hyperlink>
-      <w:hyperlink r:id="rId120">
-        <w:r>
-          <w:rPr>
-            <w:lang w:val="zh_TW" w:bidi="zh_TW"/>
-          </w:rPr>
-          <w:rPr>
-            <w:color w:val="0000EE"/>
-            <w:u w:val="single"/>
-          </w:rPr>
-          <w:t>彼前3:21；</w:t>
-        </w:r>
-      </w:hyperlink>
-      <w:hyperlink r:id="rId175">
-        <w:r>
-          <w:rPr>
-            <w:lang w:val="zh_TW" w:bidi="zh_TW"/>
-          </w:rPr>
-          <w:rPr>
-            <w:color w:val="0000EE"/>
-            <w:u w:val="single"/>
-          </w:rPr>
-          <w:t>約一5:6</w:t>
-        </w:r>
-      </w:hyperlink>
+      <w:r>
+        <w:rPr>
+          <w:lang w:val="zh_TW" w:bidi="zh_TW"/>
+        </w:rPr>
+        <w:t>25</w:t>
+      </w:r>
+      <w:r>
+        <w:rPr>
+          <w:lang w:val="zh_TW" w:bidi="zh_TW"/>
+        </w:rPr>
+        <w:t>，</w:t>
+      </w:r>
+      <w:r>
+        <w:rPr>
+          <w:lang w:val="zh_TW" w:bidi="zh_TW"/>
+        </w:rPr>
+        <w:t>19:1–7</w:t>
+      </w:r>
+      <w:r>
+        <w:rPr>
+          <w:lang w:val="zh_TW" w:bidi="zh_TW"/>
+        </w:rPr>
+        <w:t>，</w:t>
+      </w:r>
+      <w:r>
+        <w:rPr>
+          <w:lang w:val="zh_TW" w:bidi="zh_TW"/>
+        </w:rPr>
+        <w:t>22:16；</w:t>
+      </w:r>
+      <w:r>
+        <w:rPr>
+          <w:lang w:val="zh_TW" w:bidi="zh_TW"/>
+        </w:rPr>
+        <w:t>羅6:3–4；</w:t>
+      </w:r>
+      <w:r>
+        <w:rPr>
+          <w:lang w:val="zh_TW" w:bidi="zh_TW"/>
+        </w:rPr>
+        <w:t>林前1:13–17</w:t>
+      </w:r>
+      <w:r>
+        <w:rPr>
+          <w:lang w:val="zh_TW" w:bidi="zh_TW"/>
+        </w:rPr>
+        <w:t>，</w:t>
+      </w:r>
+      <w:r>
+        <w:rPr>
+          <w:lang w:val="zh_TW" w:bidi="zh_TW"/>
+        </w:rPr>
+        <w:t>10:2</w:t>
+      </w:r>
+      <w:r>
+        <w:rPr>
+          <w:lang w:val="zh_TW" w:bidi="zh_TW"/>
+        </w:rPr>
+        <w:t>，</w:t>
+      </w:r>
+      <w:r>
+        <w:rPr>
+          <w:lang w:val="zh_TW" w:bidi="zh_TW"/>
+        </w:rPr>
+        <w:t>12:13</w:t>
+      </w:r>
+      <w:r>
+        <w:rPr>
+          <w:lang w:val="zh_TW" w:bidi="zh_TW"/>
+        </w:rPr>
+        <w:t>，</w:t>
+      </w:r>
+      <w:r>
+        <w:rPr>
+          <w:lang w:val="zh_TW" w:bidi="zh_TW"/>
+        </w:rPr>
+        <w:t>15:29；</w:t>
+      </w:r>
+      <w:r>
+        <w:rPr>
+          <w:lang w:val="zh_TW" w:bidi="zh_TW"/>
+        </w:rPr>
+        <w:t>加3:27；</w:t>
+      </w:r>
+      <w:r>
+        <w:rPr>
+          <w:lang w:val="zh_TW" w:bidi="zh_TW"/>
+        </w:rPr>
+        <w:t>弗4:5；</w:t>
+      </w:r>
+      <w:r>
+        <w:rPr>
+          <w:lang w:val="zh_TW" w:bidi="zh_TW"/>
+        </w:rPr>
+        <w:t>西2:12；</w:t>
+      </w:r>
+      <w:r>
+        <w:rPr>
+          <w:lang w:val="zh_TW" w:bidi="zh_TW"/>
+        </w:rPr>
+        <w:t>來6:2；</w:t>
+      </w:r>
+      <w:r>
+        <w:rPr>
+          <w:lang w:val="zh_TW" w:bidi="zh_TW"/>
+        </w:rPr>
+        <w:t>彼前3:21；</w:t>
+      </w:r>
+      <w:r>
+        <w:rPr>
+          <w:lang w:val="zh_TW" w:bidi="zh_TW"/>
+        </w:rPr>
+        <w:t>約一5:6</w:t>
+      </w:r>
       <w:r>
         <w:rPr>
           <w:lang w:val="zh_TW" w:bidi="zh_TW"/>
@@ -3853,18 +2743,12 @@
         </w:rPr>
         <w:t>在古代世界，戲劇是一種通過演員、場景和戲劇性演譯的現場表演來講述故事的一種形式。了解古代表演的運作方式可以幫助我們理解</w:t>
       </w:r>
-      <w:hyperlink r:id="rId176">
-        <w:r>
-          <w:rPr>
-            <w:lang w:val="zh_TW" w:bidi="zh_TW"/>
-          </w:rPr>
-          <w:rPr>
-            <w:color w:val="0000EE"/>
-            <w:u w:val="single"/>
-          </w:rPr>
-          <w:t>啟示錄四至五章</w:t>
-        </w:r>
-      </w:hyperlink>
+      <w:r>
+        <w:rPr>
+          <w:lang w:val="zh_TW" w:bidi="zh_TW"/>
+        </w:rPr>
+        <w:t>啟示錄四至五章</w:t>
+      </w:r>
       <w:r>
         <w:rPr>
           <w:lang w:val="zh_TW" w:bidi="zh_TW"/>
@@ -3879,18 +2763,12 @@
           <w:lang w:val="zh_TW" w:bidi="zh_TW"/>
         </w:rPr>
       </w:r>
-      <w:hyperlink r:id="rId177">
-        <w:r>
-          <w:rPr>
-            <w:lang w:val="zh_TW" w:bidi="zh_TW"/>
-          </w:rPr>
-          <w:rPr>
-            <w:color w:val="0000EE"/>
-            <w:u w:val="single"/>
-          </w:rPr>
-          <w:t>啟示錄四章1至3節</w:t>
-        </w:r>
-      </w:hyperlink>
+      <w:r>
+        <w:rPr>
+          <w:lang w:val="zh_TW" w:bidi="zh_TW"/>
+        </w:rPr>
+        <w:t>啟示錄四章1至3節</w:t>
+      </w:r>
       <w:r>
         <w:rPr>
           <w:lang w:val="zh_TW" w:bidi="zh_TW"/>
@@ -3911,18 +2789,12 @@
         </w:rPr>
         <w:t>古老的戲劇在神明形象人物下方的舞台上展開。在舞台與觀眾之間，一群講述者表達了戲劇的情感。在啟示錄中，四活物扮演著類似的角色（</w:t>
       </w:r>
-      <w:hyperlink r:id="rId178">
-        <w:r>
-          <w:rPr>
-            <w:lang w:val="zh_TW" w:bidi="zh_TW"/>
-          </w:rPr>
-          <w:rPr>
-            <w:color w:val="0000EE"/>
-            <w:u w:val="single"/>
-          </w:rPr>
-          <w:t>啟4:6–8</w:t>
-        </w:r>
-      </w:hyperlink>
+      <w:r>
+        <w:rPr>
+          <w:lang w:val="zh_TW" w:bidi="zh_TW"/>
+        </w:rPr>
+        <w:t>啟4:6–8</w:t>
+      </w:r>
       <w:r>
         <w:rPr>
           <w:lang w:val="zh_TW" w:bidi="zh_TW"/>
@@ -3943,54 +2815,36 @@
         </w:rPr>
         <w:t>二十四位長老代表舊約和新約（</w:t>
       </w:r>
-      <w:hyperlink r:id="rId179">
-        <w:r>
-          <w:rPr>
-            <w:lang w:val="zh_TW" w:bidi="zh_TW"/>
-          </w:rPr>
-          <w:rPr>
-            <w:color w:val="0000EE"/>
-            <w:u w:val="single"/>
-          </w:rPr>
-          <w:t>4:4</w:t>
-        </w:r>
-      </w:hyperlink>
+      <w:r>
+        <w:rPr>
+          <w:lang w:val="zh_TW" w:bidi="zh_TW"/>
+        </w:rPr>
+        <w:t>4:4</w:t>
+      </w:r>
       <w:r>
         <w:rPr>
           <w:lang w:val="zh_TW" w:bidi="zh_TW"/>
         </w:rPr>
         <w:t>）。（「舊約」指的是神透過摩西與以色列所立的約，其中包括十誡和聖經前幾卷書記載的其他律法。「新約」指的是神透過耶穌基督所立的約，新約聖經描述這約成全了舊約，並建立一種基於對耶穌的信心的新方式來與神建立關係。）這二十四位長老如同一個戲劇歌詠團輪流以不同組交替發聲，為這場偉大的戲劇提供了歷史背景。他們也為這場偉大的戲劇提供了歷史的前後關係意義。神提供劇本，只有衪的特別代理人「羔羊」才能打開、閱讀並演出（</w:t>
       </w:r>
-      <w:hyperlink r:id="rId180">
-        <w:r>
-          <w:rPr>
-            <w:lang w:val="zh_TW" w:bidi="zh_TW"/>
-          </w:rPr>
-          <w:rPr>
-            <w:color w:val="0000EE"/>
-            <w:u w:val="single"/>
-          </w:rPr>
-          <w:t>5:1–5</w:t>
-        </w:r>
-      </w:hyperlink>
-      <w:r>
-        <w:rPr>
-          <w:lang w:val="zh_TW" w:bidi="zh_TW"/>
-        </w:rPr>
-        <w:t>，</w:t>
-      </w:r>
-      <w:hyperlink r:id="rId181">
-        <w:r>
-          <w:rPr>
-            <w:lang w:val="zh_TW" w:bidi="zh_TW"/>
-          </w:rPr>
-          <w:rPr>
-            <w:color w:val="0000EE"/>
-            <w:u w:val="single"/>
-          </w:rPr>
-          <w:t>6:1</w:t>
-        </w:r>
-      </w:hyperlink>
+      <w:r>
+        <w:rPr>
+          <w:lang w:val="zh_TW" w:bidi="zh_TW"/>
+        </w:rPr>
+        <w:t>5:1–5</w:t>
+      </w:r>
+      <w:r>
+        <w:rPr>
+          <w:lang w:val="zh_TW" w:bidi="zh_TW"/>
+        </w:rPr>
+        <w:t>，</w:t>
+      </w:r>
+      <w:r>
+        <w:rPr>
+          <w:lang w:val="zh_TW" w:bidi="zh_TW"/>
+        </w:rPr>
+        <w:t>6:1</w:t>
+      </w:r>
       <w:r>
         <w:rPr>
           <w:lang w:val="zh_TW" w:bidi="zh_TW"/>
@@ -4020,18 +2874,12 @@
           <w:lang w:val="zh_TW" w:bidi="zh_TW"/>
         </w:rPr>
       </w:r>
-      <w:hyperlink r:id="rId176">
-        <w:r>
-          <w:rPr>
-            <w:lang w:val="zh_TW" w:bidi="zh_TW"/>
-          </w:rPr>
-          <w:rPr>
-            <w:color w:val="0000EE"/>
-            <w:u w:val="single"/>
-          </w:rPr>
-          <w:t>啟4:1–5:14</w:t>
-        </w:r>
-      </w:hyperlink>
+      <w:r>
+        <w:rPr>
+          <w:lang w:val="zh_TW" w:bidi="zh_TW"/>
+        </w:rPr>
+        <w:t>啟4:1–5:14</w:t>
+      </w:r>
       <w:r>
         <w:rPr>
           <w:lang w:val="zh_TW" w:bidi="zh_TW"/>
